--- a/docs/Wynime_完整應用計畫與技術規格_v0.3.docx
+++ b/docs/Wynime_完整應用計畫與技術規格_v0.3.docx
@@ -5191,7 +5191,7 @@
     </w:p>
     <w:p>
       <w:r>
-        <w:t>Every unfinished operation reads the applicable Bangumi state before mutation. If the target already matches, the operation completes without a write; an independent change to another target field is merged, while an incompatible target change becomes a visible conflict. Successful mutations are followed by a bounded read-after-write verification sequence before completion. An explicit collection refresh fetches the complete paged membership snapshot and atomically removes absent cached rows, except for subjects with an active local-first collection intent. It also refreshes remote state for already-open detail subjects; unopened subjects fetch exact watched IDs when their detail route opens, avoiding an unbounded per-collection request fan-out. Blocked and legacy failed rows never participate in local-first overlays. A reauthentication-required session may still render the cached calendar, but the presentation labels it as cached rather than current.</w:t>
+        <w:t>Every unfinished operation reads the applicable Bangumi state before mutation. If the target already matches, the operation completes without a write; an independent change to another target field is merged, while an incompatible target change becomes a visible conflict. Successful mutations are followed by a bounded read-after-write verification sequence before completion. Mutation calls always declare the JSON content type, and a local redacted diagnostic distinguishes request contract failures such as HTTP 415 without exposing identifiers or response bodies. A new local intent can reuse only a structurally valid blocked HTTP 415 row and rebases its target-field base values to the current cache, preventing a stale failed row from creating a duplicate or stale write. An explicit collection refresh fetches the complete paged membership snapshot and atomically removes absent cached rows, except for subjects with an active local-first collection intent. It also refreshes remote state for already-open detail subjects; unopened subjects fetch exact watched IDs when their detail route opens, avoiding an unbounded per-collection request fan-out. Blocked and legacy failed rows never participate in local-first overlays. A reauthentication-required session may still render the cached calendar, but the presentation labels it as cached rather than current.</w:t>
       </w:r>
     </w:p>
     <w:p>
@@ -10962,7 +10962,17 @@
         <w:t>/oauth/app-callback</w:t>
       </w:r>
       <w:r>
-        <w:t xml:space="preserve">, so the final app state cannot be parsed as a second provider state. Response size, episode page size, retries and capped jittered exponential backoff are bounded. Every unfinished local operation reads remote state before mutation and verifies the desired state after mutation. Network, timeout, provider, payload and 429／5xx failures remain in </w:t>
+        <w:t xml:space="preserve">, so the final app state cannot be parsed as a second provider state. Response size, episode page size, retries and capped jittered exponential backoff are bounded. Every unfinished local operation reads remote state before mutation and verifies the desired state after mutation. Mutation requests explicitly send </w:t>
+      </w:r>
+      <w:r>
+        <w:rPr>
+          <w:rFonts w:ascii="Consolas" w:hAnsi="Consolas" w:eastAsia="Consolas"/>
+          <w:sz w:val="18"/>
+        </w:rPr>
+        <w:t>Content-Type: application/json</w:t>
+      </w:r>
+      <w:r>
+        <w:t xml:space="preserve">; a local diagnostic records only the mutation kind, redacted route shape, method, status, bounded reason code, route class and allowlisted content-type class. It never records identifiers, hosts, query strings, authorization, cookies, body or raw response text, and is not remote telemetry. Network, timeout, provider, payload and 429／5xx failures remain in </w:t>
       </w:r>
       <w:r>
         <w:rPr>
@@ -10992,7 +11002,7 @@
         <w:t>failed</w:t>
       </w:r>
       <w:r>
-        <w:t xml:space="preserve"> rows are migrated. Explicit refresh imports remote-only changes, safely merges independent fields and records incompatible target changes as conflicts. Conflict resolution either applies the fetched remote state or requeues the local mutation against the fetched revision. The platform handoff store contains only one bounded, one-time OAuth state and its creation time, and the client clears it on mismatch, denial, ticket failure or successful redeem; it is not a token store. The Android session store contains only encrypted refresh-session ciphertext and IV; it never stores access tokens, client secrets, cookies or raw response text. Sign-out, provider rejection, account mismatch and invalid ciphertext clear the stored refresh session. A provider can still revoke or expire a refresh token, so this is automatic reauthentication rather than an unbreakable permanent login. No live OAuth account or upstream success is inferred from fixture tests.</w:t>
+        <w:t xml:space="preserve"> rows are migrated. A blocked HTTP 415 row is recoverable after the request contract is corrected; a new local intent may reuse that row and rebase its target-field base revision from the current remote cache without reviving other blocked rows. Explicit refresh imports remote-only changes, safely merges independent fields and records incompatible target changes as conflicts. Conflict resolution either applies the fetched remote state or requeues the local mutation against the fetched revision. The platform handoff store contains only one bounded, one-time OAuth state and its creation time, and the client clears it on mismatch, denial, ticket failure or successful redeem; it is not a token store. The Android session store contains only encrypted refresh-session ciphertext and IV; it never stores access tokens, client secrets, cookies or raw response text. Sign-out, provider rejection, account mismatch and invalid ciphertext clear the stored refresh session. A provider can still revoke or expire a refresh token, so this is automatic reauthentication rather than an unbreakable permanent login. No live OAuth account or upstream success is inferred from fixture tests.</w:t>
       </w:r>
     </w:p>
     <w:p>

--- a/docs/Wynime_完整應用計畫與技術規格_v0.3.docx
+++ b/docs/Wynime_完整應用計畫與技術規格_v0.3.docx
@@ -2674,63 +2674,150 @@
       </w:r>
     </w:p>
     <w:p>
-      <w:r>
-        <w:t xml:space="preserve">Signature metadata is not cryptographic verification and never raises runtime authority. Signed and unsigned packages use identical allowlist, permission, consent and budget checks. </w:t>
-      </w:r>
-      <w:r>
-        <w:rPr>
-          <w:rFonts w:ascii="Consolas" w:hAnsi="Consolas" w:eastAsia="Consolas"/>
-          <w:sz w:val="18"/>
-        </w:rPr>
-        <w:t>SourcePackageSignatureVerifier</w:t>
-      </w:r>
-      <w:r>
-        <w:t xml:space="preserve"> optionally verifies the canonical UTF-8 JSON representation with the signature field omitted using Ed25519 and a package/key/signer-scoped trusted-key resolver. Its result is bounded identity/integrity evidence only; unsigned, untrusted, mismatched, invalid or resolver-failed results cannot install, enable, activate or execute a package.</w:t>
-      </w:r>
-    </w:p>
-    <w:p>
       <w:pPr>
         <w:pStyle w:val="Heading3"/>
         <w:keepNext/>
       </w:pPr>
       <w:r>
-        <w:t>URI and consent policy</w:t>
-      </w:r>
-    </w:p>
-    <w:p>
-      <w:pPr>
-        <w:pStyle w:val="ListBullet"/>
-      </w:pPr>
-      <w:r>
-        <w:t>URI schemes are limited to HTTPS and explicitly consented HTTP.</w:t>
-      </w:r>
-    </w:p>
-    <w:p>
-      <w:pPr>
-        <w:pStyle w:val="ListBullet"/>
-      </w:pPr>
-      <w:r>
-        <w:t>Source-package live-operation templates permit only standard ports 443 and</w:t>
-      </w:r>
-    </w:p>
-    <w:p>
-      <w:r>
-        <w:t>80.</w:t>
-      </w:r>
-    </w:p>
-    <w:p>
-      <w:pPr>
-        <w:pStyle w:val="ListBullet"/>
-      </w:pPr>
-      <w:r>
-        <w:t xml:space="preserve">User-info URIs, localhost, </w:t>
-      </w:r>
-      <w:r>
-        <w:rPr>
-          <w:rFonts w:ascii="Consolas" w:hAnsi="Consolas" w:eastAsia="Consolas"/>
-          <w:sz w:val="18"/>
-        </w:rPr>
-        <w:t>.localhost</w:t>
+        <w:t>Source Package schema version 3: subject details and public capability authority</w:t>
+      </w:r>
+    </w:p>
+    <w:p>
+      <w:r>
+        <w:t>Schema version 3 is a strict package format for source packages that expose a</w:t>
+      </w:r>
+    </w:p>
+    <w:p>
+      <w:r>
+        <w:t xml:space="preserve">subject-first live flow. It requires the exact </w:t>
+      </w:r>
+      <w:r>
+        <w:rPr>
+          <w:rFonts w:ascii="Consolas" w:hAnsi="Consolas" w:eastAsia="Consolas"/>
+          <w:sz w:val="18"/>
+        </w:rPr>
+        <w:t>cache</w:t>
+      </w:r>
+      <w:r>
+        <w:t xml:space="preserve"> TTL object and public</w:t>
+      </w:r>
+    </w:p>
+    <w:p>
+      <w:r>
+        <w:rPr>
+          <w:rFonts w:ascii="Consolas" w:hAnsi="Consolas" w:eastAsia="Consolas"/>
+          <w:sz w:val="18"/>
+        </w:rPr>
+        <w:t>capabilities</w:t>
+      </w:r>
+      <w:r>
+        <w:t xml:space="preserve"> object, accepts at most four live operations, and replaces the</w:t>
+      </w:r>
+    </w:p>
+    <w:p>
+      <w:r>
+        <w:t xml:space="preserve">standalone v2 </w:t>
+      </w:r>
+      <w:r>
+        <w:rPr>
+          <w:rFonts w:ascii="Consolas" w:hAnsi="Consolas" w:eastAsia="Consolas"/>
+          <w:sz w:val="18"/>
+        </w:rPr>
+        <w:t>episode</w:t>
+      </w:r>
+      <w:r>
+        <w:t xml:space="preserve"> binding with one </w:t>
+      </w:r>
+      <w:r>
+        <w:rPr>
+          <w:rFonts w:ascii="Consolas" w:hAnsi="Consolas" w:eastAsia="Consolas"/>
+          <w:sz w:val="18"/>
+        </w:rPr>
+        <w:t>subjectDetails</w:t>
+      </w:r>
+      <w:r>
+        <w:t xml:space="preserve"> binding plus an</w:t>
+      </w:r>
+    </w:p>
+    <w:p>
+      <w:r>
+        <w:t xml:space="preserve">optional </w:t>
+      </w:r>
+      <w:r>
+        <w:rPr>
+          <w:rFonts w:ascii="Consolas" w:hAnsi="Consolas" w:eastAsia="Consolas"/>
+          <w:sz w:val="18"/>
+        </w:rPr>
+        <w:t>playableSource</w:t>
+      </w:r>
+      <w:r>
+        <w:t xml:space="preserve"> binding. A </w:t>
+      </w:r>
+      <w:r>
+        <w:rPr>
+          <w:rFonts w:ascii="Consolas" w:hAnsi="Consolas" w:eastAsia="Consolas"/>
+          <w:sz w:val="18"/>
+        </w:rPr>
+        <w:t>subjectDetails</w:t>
+      </w:r>
+      <w:r>
+        <w:t xml:space="preserve"> binding points to one</w:t>
+      </w:r>
+    </w:p>
+    <w:p>
+      <w:r>
+        <w:t xml:space="preserve">metadata program and one episode-link program. </w:t>
+      </w:r>
+      <w:r>
+        <w:rPr>
+          <w:rFonts w:ascii="Consolas" w:hAnsi="Consolas" w:eastAsia="Consolas"/>
+          <w:sz w:val="18"/>
+        </w:rPr>
+        <w:t>SourceLiveSubjectCoordinator</w:t>
+      </w:r>
+    </w:p>
+    <w:p>
+      <w:r>
+        <w:t>performs one admitted GET, evaluates both already-declared programs against the</w:t>
+      </w:r>
+    </w:p>
+    <w:p>
+      <w:r>
+        <w:t>same bounded in-memory response, and passes them to the existing typed</w:t>
+      </w:r>
+    </w:p>
+    <w:p>
+      <w:r>
+        <w:t>normalizer. It does not fetch an iframe, execute package JavaScript, infer</w:t>
+      </w:r>
+    </w:p>
+    <w:p>
+      <w:r>
+        <w:t>headers or create a playback session.</w:t>
+      </w:r>
+    </w:p>
+    <w:p>
+      <w:r>
+        <w:t xml:space="preserve">The v3 cache keys are exactly </w:t>
+      </w:r>
+      <w:r>
+        <w:rPr>
+          <w:rFonts w:ascii="Consolas" w:hAnsi="Consolas" w:eastAsia="Consolas"/>
+          <w:sz w:val="18"/>
+        </w:rPr>
+        <w:t>searchTtlSeconds</w:t>
+      </w:r>
+      <w:r>
+        <w:t>,</w:t>
+      </w:r>
+    </w:p>
+    <w:p>
+      <w:r>
+        <w:rPr>
+          <w:rFonts w:ascii="Consolas" w:hAnsi="Consolas" w:eastAsia="Consolas"/>
+          <w:sz w:val="18"/>
+        </w:rPr>
+        <w:t>subjectMetadataTtlSeconds</w:t>
       </w:r>
       <w:r>
         <w:t xml:space="preserve">, </w:t>
@@ -2740,52 +2827,192 @@
           <w:rFonts w:ascii="Consolas" w:hAnsi="Consolas" w:eastAsia="Consolas"/>
           <w:sz w:val="18"/>
         </w:rPr>
-        <w:t>.local</w:t>
-      </w:r>
-      <w:r>
-        <w:t>, IPv4 literals and deceptive suffix hosts are rejected.</w:t>
-      </w:r>
-    </w:p>
-    <w:p>
-      <w:pPr>
-        <w:pStyle w:val="ListBullet"/>
-      </w:pPr>
-      <w:r>
-        <w:t>Host matching uses exact equality or a dot-boundary subdomain rule.</w:t>
-      </w:r>
-    </w:p>
-    <w:p>
-      <w:pPr>
-        <w:pStyle w:val="ListBullet"/>
-      </w:pPr>
-      <w:r>
-        <w:t>Adding a permission or domain, enabling subdomains or broadening any resource budget requires fresh consent.</w:t>
-      </w:r>
-    </w:p>
-    <w:p>
-      <w:pPr>
-        <w:pStyle w:val="ListBullet"/>
-      </w:pPr>
-      <w:r>
-        <w:t>Adding, removing or changing a schema-v2 live-operation binding requires</w:t>
-      </w:r>
-    </w:p>
-    <w:p>
-      <w:r>
-        <w:t>fresh consent; operation metadata is part of the signed canonical package</w:t>
-      </w:r>
-    </w:p>
-    <w:p>
-      <w:r>
-        <w:t>representation.</w:t>
-      </w:r>
-    </w:p>
-    <w:p>
-      <w:pPr>
-        <w:pStyle w:val="ListBullet"/>
-      </w:pPr>
-      <w:r>
-        <w:t>A package contains at most 32 domain rules and 32 programs; each program contains at most 64 fields.</w:t>
+        <w:t>episodeListTtlSeconds</w:t>
+      </w:r>
+      <w:r>
+        <w:t xml:space="preserve"> and</w:t>
+      </w:r>
+    </w:p>
+    <w:p>
+      <w:r>
+        <w:rPr>
+          <w:rFonts w:ascii="Consolas" w:hAnsi="Consolas" w:eastAsia="Consolas"/>
+          <w:sz w:val="18"/>
+        </w:rPr>
+        <w:t>playbackResolutionTtlSeconds</w:t>
+      </w:r>
+      <w:r>
+        <w:t>. TTLs are whole seconds bounded to seven days;</w:t>
+      </w:r>
+    </w:p>
+    <w:p>
+      <w:r>
+        <w:t>the runtime cache is in-memory only, bounded to 256 entries globally and 64</w:t>
+      </w:r>
+    </w:p>
+    <w:p>
+      <w:r>
+        <w:t>entries per source, and stores only successful cacheable results. Playback</w:t>
+      </w:r>
+    </w:p>
+    <w:p>
+      <w:r>
+        <w:t>refresh invalidates only the playback-resolution key. The public capability</w:t>
+      </w:r>
+    </w:p>
+    <w:p>
+      <w:r>
+        <w:t xml:space="preserve">object has exactly </w:t>
+      </w:r>
+      <w:r>
+        <w:rPr>
+          <w:rFonts w:ascii="Consolas" w:hAnsi="Consolas" w:eastAsia="Consolas"/>
+          <w:sz w:val="18"/>
+        </w:rPr>
+        <w:t>search</w:t>
+      </w:r>
+      <w:r>
+        <w:t xml:space="preserve">, </w:t>
+      </w:r>
+      <w:r>
+        <w:rPr>
+          <w:rFonts w:ascii="Consolas" w:hAnsi="Consolas" w:eastAsia="Consolas"/>
+          <w:sz w:val="18"/>
+        </w:rPr>
+        <w:t>detail</w:t>
+      </w:r>
+      <w:r>
+        <w:t xml:space="preserve">, </w:t>
+      </w:r>
+      <w:r>
+        <w:rPr>
+          <w:rFonts w:ascii="Consolas" w:hAnsi="Consolas" w:eastAsia="Consolas"/>
+          <w:sz w:val="18"/>
+        </w:rPr>
+        <w:t>episodes</w:t>
+      </w:r>
+      <w:r>
+        <w:t xml:space="preserve"> and </w:t>
+      </w:r>
+      <w:r>
+        <w:rPr>
+          <w:rFonts w:ascii="Consolas" w:hAnsi="Consolas" w:eastAsia="Consolas"/>
+          <w:sz w:val="18"/>
+        </w:rPr>
+        <w:t>playback</w:t>
+      </w:r>
+      <w:r>
+        <w:t xml:space="preserve"> states; it is</w:t>
+      </w:r>
+    </w:p>
+    <w:p>
+      <w:r>
+        <w:t>declarative authority for availability presentation and does not grant network</w:t>
+      </w:r>
+    </w:p>
+    <w:p>
+      <w:r>
+        <w:t>or playback permissions.</w:t>
+      </w:r>
+    </w:p>
+    <w:p>
+      <w:r>
+        <w:t xml:space="preserve">The first v3 package is </w:t>
+      </w:r>
+      <w:r>
+        <w:rPr>
+          <w:rFonts w:ascii="Consolas" w:hAnsi="Consolas" w:eastAsia="Consolas"/>
+          <w:sz w:val="18"/>
+        </w:rPr>
+        <w:t>xifan</w:t>
+      </w:r>
+      <w:r>
+        <w:t xml:space="preserve"> (</w:t>
+      </w:r>
+      <w:r>
+        <w:rPr>
+          <w:rFonts w:ascii="Consolas" w:hAnsi="Consolas" w:eastAsia="Consolas"/>
+          <w:sz w:val="18"/>
+        </w:rPr>
+        <w:t>sources/xifan.wynsrc.json</w:t>
+      </w:r>
+      <w:r>
+        <w:t>). Its search</w:t>
+      </w:r>
+    </w:p>
+    <w:p>
+      <w:r>
+        <w:t xml:space="preserve">capability is </w:t>
+      </w:r>
+      <w:r>
+        <w:rPr>
+          <w:rFonts w:ascii="Consolas" w:hAnsi="Consolas" w:eastAsia="Consolas"/>
+          <w:sz w:val="18"/>
+        </w:rPr>
+        <w:t>challengeRequired</w:t>
+      </w:r>
+      <w:r>
+        <w:t>; subject details and episode links are</w:t>
+      </w:r>
+    </w:p>
+    <w:p>
+      <w:r>
+        <w:t>resolved from the anime detail page, while playable-source normalization reads</w:t>
+      </w:r>
+    </w:p>
+    <w:p>
+      <w:r>
+        <w:t xml:space="preserve">the declared iframe </w:t>
+      </w:r>
+      <w:r>
+        <w:rPr>
+          <w:rFonts w:ascii="Consolas" w:hAnsi="Consolas" w:eastAsia="Consolas"/>
+          <w:sz w:val="18"/>
+        </w:rPr>
+        <w:t>src</w:t>
+      </w:r>
+      <w:r>
+        <w:t xml:space="preserve"> and its </w:t>
+      </w:r>
+      <w:r>
+        <w:rPr>
+          <w:rFonts w:ascii="Consolas" w:hAnsi="Consolas" w:eastAsia="Consolas"/>
+          <w:sz w:val="18"/>
+        </w:rPr>
+        <w:t>url</w:t>
+      </w:r>
+      <w:r>
+        <w:t xml:space="preserve"> query parameter into the existing</w:t>
+      </w:r>
+    </w:p>
+    <w:p>
+      <w:r>
+        <w:t>source normalizer. The package allowlist contains only its declared HTTPS</w:t>
+      </w:r>
+    </w:p>
+    <w:p>
+      <w:r>
+        <w:t>hosts, and all challenge, unavailable, disabled, consent and incompatible</w:t>
+      </w:r>
+    </w:p>
+    <w:p>
+      <w:r>
+        <w:t>outcomes remain typed and secret-safe.</w:t>
+      </w:r>
+    </w:p>
+    <w:p>
+      <w:r>
+        <w:t xml:space="preserve">Signature metadata is not cryptographic verification and never raises runtime authority. Signed and unsigned packages use identical allowlist, permission, consent and budget checks. </w:t>
+      </w:r>
+      <w:r>
+        <w:rPr>
+          <w:rFonts w:ascii="Consolas" w:hAnsi="Consolas" w:eastAsia="Consolas"/>
+          <w:sz w:val="18"/>
+        </w:rPr>
+        <w:t>SourcePackageSignatureVerifier</w:t>
+      </w:r>
+      <w:r>
+        <w:t xml:space="preserve"> optionally verifies the canonical UTF-8 JSON representation with the signature field omitted using Ed25519 and a package/key/signer-scoped trusted-key resolver. Its result is bounded identity/integrity evidence only; unsigned, untrusted, mismatched, invalid or resolver-failed results cannot install, enable, activate or execute a package.</w:t>
       </w:r>
     </w:p>
     <w:p>
@@ -2794,7 +3021,7 @@
         <w:keepNext/>
       </w:pPr>
       <w:r>
-        <w:t>Declarative dialects</w:t>
+        <w:t>URI and consent policy</w:t>
       </w:r>
     </w:p>
     <w:p>
@@ -2802,7 +3029,7 @@
         <w:pStyle w:val="ListBullet"/>
       </w:pPr>
       <w:r>
-        <w:t>HTML fixtures: bounded CSS subset using tag, id and class simple selectors with descendant or child combinators.</w:t>
+        <w:t>URI schemes are limited to HTTPS and explicitly consented HTTP.</w:t>
       </w:r>
     </w:p>
     <w:p>
@@ -2810,27 +3037,12 @@
         <w:pStyle w:val="ListBullet"/>
       </w:pPr>
       <w:r>
-        <w:t xml:space="preserve">JSON fixtures: </w:t>
-      </w:r>
-      <w:r>
-        <w:rPr>
-          <w:rFonts w:ascii="Consolas" w:hAnsi="Consolas" w:eastAsia="Consolas"/>
-          <w:sz w:val="18"/>
-        </w:rPr>
-        <w:t>$</w:t>
-      </w:r>
-      <w:r>
-        <w:t xml:space="preserve">, property segments, non-negative array indexes and </w:t>
-      </w:r>
-      <w:r>
-        <w:rPr>
-          <w:rFonts w:ascii="Consolas" w:hAnsi="Consolas" w:eastAsia="Consolas"/>
-          <w:sz w:val="18"/>
-        </w:rPr>
-        <w:t>[*]</w:t>
-      </w:r>
-      <w:r>
-        <w:t xml:space="preserve"> only.</w:t>
+        <w:t>Source-package live-operation templates permit only standard ports 443 and</w:t>
+      </w:r>
+    </w:p>
+    <w:p>
+      <w:r>
+        <w:t>80.</w:t>
       </w:r>
     </w:p>
     <w:p>
@@ -2838,7 +3050,27 @@
         <w:pStyle w:val="ListBullet"/>
       </w:pPr>
       <w:r>
-        <w:t>Regex captures: short input and pattern budgets with no lookaround, backreference, alternation, braced quantifier, quantified wildcard, nested group or quantified group.</w:t>
+        <w:t xml:space="preserve">User-info URIs, localhost, </w:t>
+      </w:r>
+      <w:r>
+        <w:rPr>
+          <w:rFonts w:ascii="Consolas" w:hAnsi="Consolas" w:eastAsia="Consolas"/>
+          <w:sz w:val="18"/>
+        </w:rPr>
+        <w:t>.localhost</w:t>
+      </w:r>
+      <w:r>
+        <w:t xml:space="preserve">, </w:t>
+      </w:r>
+      <w:r>
+        <w:rPr>
+          <w:rFonts w:ascii="Consolas" w:hAnsi="Consolas" w:eastAsia="Consolas"/>
+          <w:sz w:val="18"/>
+        </w:rPr>
+        <w:t>.local</w:t>
+      </w:r>
+      <w:r>
+        <w:t>, IPv4 literals and deceptive suffix hosts are rejected.</w:t>
       </w:r>
     </w:p>
     <w:p>
@@ -2846,7 +3078,41 @@
         <w:pStyle w:val="ListBullet"/>
       </w:pPr>
       <w:r>
-        <w:t>XPath and executable Dart, JavaScript, WASM or native adapters are explicitly rejected in schema version 1.</w:t>
+        <w:t>Host matching uses exact equality or a dot-boundary subdomain rule.</w:t>
+      </w:r>
+    </w:p>
+    <w:p>
+      <w:pPr>
+        <w:pStyle w:val="ListBullet"/>
+      </w:pPr>
+      <w:r>
+        <w:t>Adding a permission or domain, enabling subdomains or broadening any resource budget requires fresh consent.</w:t>
+      </w:r>
+    </w:p>
+    <w:p>
+      <w:pPr>
+        <w:pStyle w:val="ListBullet"/>
+      </w:pPr>
+      <w:r>
+        <w:t>Adding, removing or changing a schema-v2 or schema-v3 live-operation binding,</w:t>
+      </w:r>
+    </w:p>
+    <w:p>
+      <w:r>
+        <w:t>cache policy or public capability requires fresh consent; this metadata is</w:t>
+      </w:r>
+    </w:p>
+    <w:p>
+      <w:r>
+        <w:t>part of the signed canonical package representation.</w:t>
+      </w:r>
+    </w:p>
+    <w:p>
+      <w:pPr>
+        <w:pStyle w:val="ListBullet"/>
+      </w:pPr>
+      <w:r>
+        <w:t>A package contains at most 32 domain rules and 32 programs; each program contains at most 64 fields.</w:t>
       </w:r>
     </w:p>
     <w:p>
@@ -2855,12 +3121,59 @@
         <w:keepNext/>
       </w:pPr>
       <w:r>
-        <w:t>Evaluation budgets</w:t>
-      </w:r>
-    </w:p>
-    <w:p>
-      <w:r>
-        <w:t>Before and during evaluation, the engine enforces document bytes, redirect count, result count, selector matches, evaluation steps, regex pattern length and regex input length. Security exceptions retain their classification and are not converted into parser failures.</w:t>
+        <w:t>Declarative dialects</w:t>
+      </w:r>
+    </w:p>
+    <w:p>
+      <w:pPr>
+        <w:pStyle w:val="ListBullet"/>
+      </w:pPr>
+      <w:r>
+        <w:t>HTML fixtures: bounded CSS subset using tag, id and class simple selectors with descendant or child combinators.</w:t>
+      </w:r>
+    </w:p>
+    <w:p>
+      <w:pPr>
+        <w:pStyle w:val="ListBullet"/>
+      </w:pPr>
+      <w:r>
+        <w:t xml:space="preserve">JSON fixtures: </w:t>
+      </w:r>
+      <w:r>
+        <w:rPr>
+          <w:rFonts w:ascii="Consolas" w:hAnsi="Consolas" w:eastAsia="Consolas"/>
+          <w:sz w:val="18"/>
+        </w:rPr>
+        <w:t>$</w:t>
+      </w:r>
+      <w:r>
+        <w:t xml:space="preserve">, property segments, non-negative array indexes and </w:t>
+      </w:r>
+      <w:r>
+        <w:rPr>
+          <w:rFonts w:ascii="Consolas" w:hAnsi="Consolas" w:eastAsia="Consolas"/>
+          <w:sz w:val="18"/>
+        </w:rPr>
+        <w:t>[*]</w:t>
+      </w:r>
+      <w:r>
+        <w:t xml:space="preserve"> only.</w:t>
+      </w:r>
+    </w:p>
+    <w:p>
+      <w:pPr>
+        <w:pStyle w:val="ListBullet"/>
+      </w:pPr>
+      <w:r>
+        <w:t>Regex captures: short input and pattern budgets with no lookaround, backreference, alternation, braced quantifier, quantified wildcard, nested group or quantified group.</w:t>
+      </w:r>
+    </w:p>
+    <w:p>
+      <w:pPr>
+        <w:pStyle w:val="ListBullet"/>
+      </w:pPr>
+      <w:r>
+        <w:t>XPath and executable Dart, JavaScript, WASM or native adapters are explicitly rejected in schema version 1.</w:t>
       </w:r>
     </w:p>
     <w:p>
@@ -2869,42 +3182,12 @@
         <w:keepNext/>
       </w:pPr>
       <w:r>
-        <w:t>Fixture-only boundary</w:t>
-      </w:r>
-    </w:p>
-    <w:p>
-      <w:r>
-        <w:t xml:space="preserve">Phase 2 accepts a supplied </w:t>
-      </w:r>
-      <w:r>
-        <w:rPr>
-          <w:rFonts w:ascii="Consolas" w:hAnsi="Consolas" w:eastAsia="Consolas"/>
-          <w:sz w:val="18"/>
-        </w:rPr>
-        <w:t>SourceFixture</w:t>
-      </w:r>
-      <w:r>
-        <w:t xml:space="preserve"> containing the intended URI, redirect chain and HTML or JSON body. The source-rule implementation imports no HTTP client, WebView, </w:t>
-      </w:r>
-      <w:r>
-        <w:rPr>
-          <w:rFonts w:ascii="Consolas" w:hAnsi="Consolas" w:eastAsia="Consolas"/>
-          <w:sz w:val="18"/>
-        </w:rPr>
-        <w:t>dart:io</w:t>
-      </w:r>
-      <w:r>
-        <w:t xml:space="preserve">, </w:t>
-      </w:r>
-      <w:r>
-        <w:rPr>
-          <w:rFonts w:ascii="Consolas" w:hAnsi="Consolas" w:eastAsia="Consolas"/>
-          <w:sz w:val="18"/>
-        </w:rPr>
-        <w:t>dart:ffi</w:t>
-      </w:r>
-      <w:r>
-        <w:t xml:space="preserve"> or executable-code API. Real network and browser capture begin only in Phase 3 behind typed interfaces.</w:t>
+        <w:t>Evaluation budgets</w:t>
+      </w:r>
+    </w:p>
+    <w:p>
+      <w:r>
+        <w:t>Before and during evaluation, the engine enforces document bytes, redirect count, result count, selector matches, evaluation steps, regex pattern length and regex input length. Security exceptions retain their classification and are not converted into parser failures.</w:t>
       </w:r>
     </w:p>
     <w:p>
@@ -2913,6 +3196,50 @@
         <w:keepNext/>
       </w:pPr>
       <w:r>
+        <w:t>Fixture-only boundary</w:t>
+      </w:r>
+    </w:p>
+    <w:p>
+      <w:r>
+        <w:t xml:space="preserve">Phase 2 accepts a supplied </w:t>
+      </w:r>
+      <w:r>
+        <w:rPr>
+          <w:rFonts w:ascii="Consolas" w:hAnsi="Consolas" w:eastAsia="Consolas"/>
+          <w:sz w:val="18"/>
+        </w:rPr>
+        <w:t>SourceFixture</w:t>
+      </w:r>
+      <w:r>
+        <w:t xml:space="preserve"> containing the intended URI, redirect chain and HTML or JSON body. The source-rule implementation imports no HTTP client, WebView, </w:t>
+      </w:r>
+      <w:r>
+        <w:rPr>
+          <w:rFonts w:ascii="Consolas" w:hAnsi="Consolas" w:eastAsia="Consolas"/>
+          <w:sz w:val="18"/>
+        </w:rPr>
+        <w:t>dart:io</w:t>
+      </w:r>
+      <w:r>
+        <w:t xml:space="preserve">, </w:t>
+      </w:r>
+      <w:r>
+        <w:rPr>
+          <w:rFonts w:ascii="Consolas" w:hAnsi="Consolas" w:eastAsia="Consolas"/>
+          <w:sz w:val="18"/>
+        </w:rPr>
+        <w:t>dart:ffi</w:t>
+      </w:r>
+      <w:r>
+        <w:t xml:space="preserve"> or executable-code API. Real network and browser capture begin only in Phase 3 behind typed interfaces.</w:t>
+      </w:r>
+    </w:p>
+    <w:p>
+      <w:pPr>
+        <w:pStyle w:val="Heading3"/>
+        <w:keepNext/>
+      </w:pPr>
+      <w:r>
         <w:t>Live source HTTP request boundary</w:t>
       </w:r>
     </w:p>
@@ -22011,6 +22338,260 @@
     <w:p>
       <w:r>
         <w:t>persistence, downloads and release work remain outside this decision.</w:t>
+      </w:r>
+    </w:p>
+    <w:p>
+      <w:pPr>
+        <w:pStyle w:val="Heading2"/>
+        <w:keepNext/>
+      </w:pPr>
+      <w:r>
+        <w:t>ADR-080 — Schema-v3 source packages use one subject-details response path</w:t>
+      </w:r>
+    </w:p>
+    <w:p>
+      <w:r>
+        <w:rPr>
+          <w:b/>
+        </w:rPr>
+        <w:t>Status:</w:t>
+      </w:r>
+      <w:r>
+        <w:t xml:space="preserve"> Accepted</w:t>
+      </w:r>
+    </w:p>
+    <w:p>
+      <w:r>
+        <w:rPr>
+          <w:b/>
+        </w:rPr>
+        <w:t>Decision:</w:t>
+      </w:r>
+      <w:r>
+        <w:t xml:space="preserve"> Schema-v3 source packages require exact cache-policy and public-</w:t>
+      </w:r>
+    </w:p>
+    <w:p>
+      <w:r>
+        <w:t>capability objects, allow at most four live bindings, and replace the v2</w:t>
+      </w:r>
+    </w:p>
+    <w:p>
+      <w:r>
+        <w:t xml:space="preserve">standalone </w:t>
+      </w:r>
+      <w:r>
+        <w:rPr>
+          <w:rFonts w:ascii="Consolas" w:hAnsi="Consolas" w:eastAsia="Consolas"/>
+          <w:sz w:val="18"/>
+        </w:rPr>
+        <w:t>episode</w:t>
+      </w:r>
+      <w:r>
+        <w:t xml:space="preserve"> binding with a typed </w:t>
+      </w:r>
+      <w:r>
+        <w:rPr>
+          <w:rFonts w:ascii="Consolas" w:hAnsi="Consolas" w:eastAsia="Consolas"/>
+          <w:sz w:val="18"/>
+        </w:rPr>
+        <w:t>subjectDetails</w:t>
+      </w:r>
+      <w:r>
+        <w:t xml:space="preserve"> binding. The binding</w:t>
+      </w:r>
+    </w:p>
+    <w:p>
+      <w:r>
+        <w:t>references one metadata program, one episode-link program and a fixed HTTPS</w:t>
+      </w:r>
+    </w:p>
+    <w:p>
+      <w:r>
+        <w:t xml:space="preserve">URI template. </w:t>
+      </w:r>
+      <w:r>
+        <w:rPr>
+          <w:rFonts w:ascii="Consolas" w:hAnsi="Consolas" w:eastAsia="Consolas"/>
+          <w:sz w:val="18"/>
+        </w:rPr>
+        <w:t>SourceLiveSubjectCoordinator</w:t>
+      </w:r>
+      <w:r>
+        <w:t xml:space="preserve"> performs one admitted GET and</w:t>
+      </w:r>
+    </w:p>
+    <w:p>
+      <w:r>
+        <w:t>evaluates both declared programs against that same bounded in-memory response;</w:t>
+      </w:r>
+    </w:p>
+    <w:p>
+      <w:r>
+        <w:rPr>
+          <w:rFonts w:ascii="Consolas" w:hAnsi="Consolas" w:eastAsia="Consolas"/>
+          <w:sz w:val="18"/>
+        </w:rPr>
+        <w:t>SourceInstalledLiveSubjectPipeline</w:t>
+      </w:r>
+      <w:r>
+        <w:t xml:space="preserve"> composes exact installed subject targets</w:t>
+      </w:r>
+    </w:p>
+    <w:p>
+      <w:r>
+        <w:t>without selecting sources or adding another network authority. The v3 runtime</w:t>
+      </w:r>
+    </w:p>
+    <w:p>
+      <w:r>
+        <w:t>supports only declarative literal fields in addition to the existing bounded</w:t>
+      </w:r>
+    </w:p>
+    <w:p>
+      <w:r>
+        <w:t>selector, attribute, text and regex dialects. The first package is the</w:t>
+      </w:r>
+    </w:p>
+    <w:p>
+      <w:r>
+        <w:t xml:space="preserve">unsigned, allowlisted </w:t>
+      </w:r>
+      <w:r>
+        <w:rPr>
+          <w:rFonts w:ascii="Consolas" w:hAnsi="Consolas" w:eastAsia="Consolas"/>
+          <w:sz w:val="18"/>
+        </w:rPr>
+        <w:t>xifan</w:t>
+      </w:r>
+      <w:r>
+        <w:t xml:space="preserve"> package; its search capability is declared as</w:t>
+      </w:r>
+    </w:p>
+    <w:p>
+      <w:r>
+        <w:rPr>
+          <w:rFonts w:ascii="Consolas" w:hAnsi="Consolas" w:eastAsia="Consolas"/>
+          <w:sz w:val="18"/>
+        </w:rPr>
+        <w:t>challengeRequired</w:t>
+      </w:r>
+      <w:r>
+        <w:t>, while detail, episodes and playback are declared</w:t>
+      </w:r>
+    </w:p>
+    <w:p>
+      <w:r>
+        <w:rPr>
+          <w:rFonts w:ascii="Consolas" w:hAnsi="Consolas" w:eastAsia="Consolas"/>
+          <w:sz w:val="18"/>
+        </w:rPr>
+        <w:t>supported</w:t>
+      </w:r>
+      <w:r>
+        <w:t>.</w:t>
+      </w:r>
+    </w:p>
+    <w:p>
+      <w:r>
+        <w:rPr>
+          <w:b/>
+        </w:rPr>
+        <w:t>Reason:</w:t>
+      </w:r>
+      <w:r>
+        <w:t xml:space="preserve"> A subject-first provider needs metadata and episode links from one</w:t>
+      </w:r>
+    </w:p>
+    <w:p>
+      <w:r>
+        <w:t>detail document, while package-declared capabilities and cache policy must be</w:t>
+      </w:r>
+    </w:p>
+    <w:p>
+      <w:r>
+        <w:t>explicit, versioned and consent-bound. Keeping the response fan-out inside the</w:t>
+      </w:r>
+    </w:p>
+    <w:p>
+      <w:r>
+        <w:t>existing live HTTP package runtime proves the xifan flow without introducing a</w:t>
+      </w:r>
+    </w:p>
+    <w:p>
+      <w:r>
+        <w:t>provider-specific adapter, iframe fetch, arbitrary script execution or a</w:t>
+      </w:r>
+    </w:p>
+    <w:p>
+      <w:r>
+        <w:t>second playback/session path.</w:t>
+      </w:r>
+    </w:p>
+    <w:p>
+      <w:r>
+        <w:rPr>
+          <w:b/>
+        </w:rPr>
+        <w:t>Safety:</w:t>
+      </w:r>
+      <w:r>
+        <w:t xml:space="preserve"> The decoder is strict for schema v3 and preserves schema-v1/v2</w:t>
+      </w:r>
+    </w:p>
+    <w:p>
+      <w:r>
+        <w:t>wire and dialect behavior. Cache TTLs are whole seconds bounded to seven days;</w:t>
+      </w:r>
+    </w:p>
+    <w:p>
+      <w:r>
+        <w:t>the cache is memory-only with global/per-source limits and stores only</w:t>
+      </w:r>
+    </w:p>
+    <w:p>
+      <w:r>
+        <w:t>successful cacheable values. Playback refresh invalidates only its own cache</w:t>
+      </w:r>
+    </w:p>
+    <w:p>
+      <w:r>
+        <w:t>stage. Health tracking stores only bounded per-source aggregate counts and safe</w:t>
+      </w:r>
+    </w:p>
+    <w:p>
+      <w:r>
+        <w:t>diagnostic codes; disabled, consent-required and incompatible outcomes do not</w:t>
+      </w:r>
+    </w:p>
+    <w:p>
+      <w:r>
+        <w:t>mutate health. Subject details, challenge, unavailable and normalization</w:t>
+      </w:r>
+    </w:p>
+    <w:p>
+      <w:r>
+        <w:t>failures return typed redacted results. xifan permits only its declared HTTPS</w:t>
+      </w:r>
+    </w:p>
+    <w:p>
+      <w:r>
+        <w:t>hosts and package network permission; no raw upstream URL, cookie, token,</w:t>
+      </w:r>
+    </w:p>
+    <w:p>
+      <w:r>
+        <w:t>header, response body or source-provided executable code crosses the package</w:t>
+      </w:r>
+    </w:p>
+    <w:p>
+      <w:r>
+        <w:t>boundary. Real browser challenge handling, expiring media semantics, device</w:t>
+      </w:r>
+    </w:p>
+    <w:p>
+      <w:r>
+        <w:t>playback and UI source selection remain outside this implementation gate.</w:t>
       </w:r>
     </w:p>
     <w:p>

--- a/docs/Wynime_完整應用計畫與技術規格_v0.3.docx
+++ b/docs/Wynime_完整應用計畫與技術規格_v0.3.docx
@@ -2937,32 +2937,17 @@
         <w:t>sources/xifan.wynsrc.json</w:t>
       </w:r>
       <w:r>
-        <w:t>). Its search</w:t>
-      </w:r>
-    </w:p>
-    <w:p>
-      <w:r>
-        <w:t xml:space="preserve">capability is </w:t>
-      </w:r>
-      <w:r>
-        <w:rPr>
-          <w:rFonts w:ascii="Consolas" w:hAnsi="Consolas" w:eastAsia="Consolas"/>
-          <w:sz w:val="18"/>
-        </w:rPr>
-        <w:t>challengeRequired</w:t>
-      </w:r>
-      <w:r>
-        <w:t>; subject details and episode links are</w:t>
-      </w:r>
-    </w:p>
-    <w:p>
-      <w:r>
-        <w:t>resolved from the anime detail page, while playable-source normalization reads</w:t>
-      </w:r>
-    </w:p>
-    <w:p>
-      <w:r>
-        <w:t xml:space="preserve">the declared iframe </w:t>
+        <w:t>). The post-1.0.12</w:t>
+      </w:r>
+    </w:p>
+    <w:p>
+      <w:r>
+        <w:t>package revision uses the public Next site search route, subject detail and</w:t>
+      </w:r>
+    </w:p>
+    <w:p>
+      <w:r>
+        <w:t xml:space="preserve">episode links, and reads the declared video </w:t>
       </w:r>
       <w:r>
         <w:rPr>
@@ -2972,32 +2957,27 @@
         <w:t>src</w:t>
       </w:r>
       <w:r>
-        <w:t xml:space="preserve"> and its </w:t>
-      </w:r>
-      <w:r>
-        <w:rPr>
-          <w:rFonts w:ascii="Consolas" w:hAnsi="Consolas" w:eastAsia="Consolas"/>
-          <w:sz w:val="18"/>
-        </w:rPr>
-        <w:t>url</w:t>
-      </w:r>
-      <w:r>
-        <w:t xml:space="preserve"> query parameter into the existing</w:t>
-      </w:r>
-    </w:p>
-    <w:p>
-      <w:r>
-        <w:t>source normalizer. The package allowlist contains only its declared HTTPS</w:t>
-      </w:r>
-    </w:p>
-    <w:p>
-      <w:r>
-        <w:t>hosts, and all challenge, unavailable, disabled, consent and incompatible</w:t>
-      </w:r>
-    </w:p>
-    <w:p>
-      <w:r>
-        <w:t>outcomes remain typed and secret-safe.</w:t>
+        <w:t xml:space="preserve"> through the existing source</w:t>
+      </w:r>
+    </w:p>
+    <w:p>
+      <w:r>
+        <w:t>normalizer. The package allowlist contains only its declared HTTPS hosts,</w:t>
+      </w:r>
+    </w:p>
+    <w:p>
+      <w:r>
+        <w:t>including the public Next page host and the declared media hosts. Challenge,</w:t>
+      </w:r>
+    </w:p>
+    <w:p>
+      <w:r>
+        <w:t>unavailable, disabled, consent and incompatible outcomes remain typed and</w:t>
+      </w:r>
+    </w:p>
+    <w:p>
+      <w:r>
+        <w:t>secret-safe; no source JavaScript is executed.</w:t>
       </w:r>
     </w:p>
     <w:p>
@@ -22490,6 +22470,56 @@
       </w:r>
       <w:r>
         <w:t>.</w:t>
+      </w:r>
+    </w:p>
+    <w:p>
+      <w:r>
+        <w:t xml:space="preserve">The post-1.0.12 </w:t>
+      </w:r>
+      <w:r>
+        <w:rPr>
+          <w:rFonts w:ascii="Consolas" w:hAnsi="Consolas" w:eastAsia="Consolas"/>
+          <w:sz w:val="18"/>
+        </w:rPr>
+        <w:t>xifan</w:t>
+      </w:r>
+      <w:r>
+        <w:t xml:space="preserve"> package revision updates only the provider-declared</w:t>
+      </w:r>
+    </w:p>
+    <w:p>
+      <w:r>
+        <w:t xml:space="preserve">public routes: its search capability is now </w:t>
+      </w:r>
+      <w:r>
+        <w:rPr>
+          <w:rFonts w:ascii="Consolas" w:hAnsi="Consolas" w:eastAsia="Consolas"/>
+          <w:sz w:val="18"/>
+        </w:rPr>
+        <w:t>supported</w:t>
+      </w:r>
+      <w:r>
+        <w:t xml:space="preserve"> through the public</w:t>
+      </w:r>
+    </w:p>
+    <w:p>
+      <w:r>
+        <w:t>Next search route, and its subject, episode-link and playback bindings target</w:t>
+      </w:r>
+    </w:p>
+    <w:p>
+      <w:r>
+        <w:t>the corresponding Next pages and declared video element. The package remains</w:t>
+      </w:r>
+    </w:p>
+    <w:p>
+      <w:r>
+        <w:t>unsigned, allowlisted and declarative; this revision does not add a browser</w:t>
+      </w:r>
+    </w:p>
+    <w:p>
+      <w:r>
+        <w:t>challenge handler or a provider-specific adapter.</w:t>
       </w:r>
     </w:p>
     <w:p>

--- a/docs/Wynime_完整應用計畫與技術規格_v0.3.docx
+++ b/docs/Wynime_完整應用計畫與技術規格_v0.3.docx
@@ -2967,7 +2967,12 @@
     </w:p>
     <w:p>
       <w:r>
-        <w:t>including the public Next page host and the declared media hosts. Challenge,</w:t>
+        <w:t>including the public Next page host, declared media hosts and the exact</w:t>
+      </w:r>
+    </w:p>
+    <w:p>
+      <w:r>
+        <w:t>provider redirect port required by the current public route. Challenge,</w:t>
       </w:r>
     </w:p>
     <w:p>
@@ -3021,8 +3026,31 @@
       </w:r>
     </w:p>
     <w:p>
-      <w:r>
-        <w:t>80.</w:t>
+      <w:pPr>
+        <w:pStyle w:val="ListNumber"/>
+      </w:pPr>
+      <w:r>
+        <w:t>A domain rule defaults to those standard ports, but may explicitly</w:t>
+      </w:r>
+    </w:p>
+    <w:p>
+      <w:r>
+        <w:t xml:space="preserve">declare a bounded exact </w:t>
+      </w:r>
+      <w:r>
+        <w:rPr>
+          <w:rFonts w:ascii="Consolas" w:hAnsi="Consolas" w:eastAsia="Consolas"/>
+          <w:sz w:val="18"/>
+        </w:rPr>
+        <w:t>ports</w:t>
+      </w:r>
+      <w:r>
+        <w:t xml:space="preserve"> set for a provider HTTPS redirect. Port</w:t>
+      </w:r>
+    </w:p>
+    <w:p>
+      <w:r>
+        <w:t>ranges, wildcards and implicit non-standard ports remain unsupported.</w:t>
       </w:r>
     </w:p>
     <w:p>
@@ -3304,17 +3332,37 @@
     </w:p>
     <w:p>
       <w:r>
-        <w:t>decodes only bounded UTF-8 text. Successful response bodies remain in memory</w:t>
-      </w:r>
-    </w:p>
-    <w:p>
-      <w:r>
-        <w:t>for a future declarative evaluator; response headers are not retained, and</w:t>
-      </w:r>
-    </w:p>
-    <w:p>
-      <w:r>
-        <w:t xml:space="preserve">failed results retain only a safe typed status/reason. </w:t>
+        <w:t>decodes only bounded UTF-8 text. It requests identity content encoding at the</w:t>
+      </w:r>
+    </w:p>
+    <w:p>
+      <w:r>
+        <w:t>transport boundary so a compressed wire body is not mistaken for invalid</w:t>
+      </w:r>
+    </w:p>
+    <w:p>
+      <w:r>
+        <w:t>source text. Successful response bodies remain in memory for a future</w:t>
+      </w:r>
+    </w:p>
+    <w:p>
+      <w:r>
+        <w:t>declarative evaluator; response headers are not retained. Failed results retain</w:t>
+      </w:r>
+    </w:p>
+    <w:p>
+      <w:r>
+        <w:t>only safe status/reason metadata and, when available, redacted response</w:t>
+      </w:r>
+    </w:p>
+    <w:p>
+      <w:r>
+        <w:t>evidence consisting of status, final scheme/host/path, redirect count, content</w:t>
+      </w:r>
+    </w:p>
+    <w:p>
+      <w:r>
+        <w:t xml:space="preserve">type, byte count, body classification and encoding. </w:t>
       </w:r>
       <w:r>
         <w:rPr>
@@ -3331,17 +3379,12 @@
     </w:p>
     <w:p>
       <w:r>
-        <w:t>non-ready admission. This task does not add POST, source-rule execution,</w:t>
-      </w:r>
-    </w:p>
-    <w:p>
-      <w:r>
-        <w:t>normalization, Search UI, WebView, persistence, retry or provider-specific</w:t>
-      </w:r>
-    </w:p>
-    <w:p>
-      <w:r>
-        <w:t>source behavior.</w:t>
+        <w:t>non-ready admission. Static HTTP remains a GET-only path; browser-rendered</w:t>
+      </w:r>
+    </w:p>
+    <w:p>
+      <w:r>
+        <w:t>fallback is a separate typed WebView boundary below.</w:t>
       </w:r>
     </w:p>
     <w:p>
@@ -3474,7 +3517,15 @@
         <w:pStyle w:val="ListBullet"/>
       </w:pPr>
       <w:r>
-        <w:t>event, candidate, header and cookie budgets;</w:t>
+        <w:t>event, candidate, header, cookie and optional document budgets;</w:t>
+      </w:r>
+    </w:p>
+    <w:p>
+      <w:pPr>
+        <w:pStyle w:val="ListBullet"/>
+      </w:pPr>
+      <w:r>
+        <w:t>load-stop, first-playable-candidate or bounded document-after-load completion;</w:t>
       </w:r>
     </w:p>
     <w:p>
@@ -3583,7 +3634,52 @@
         <w:t>WebCaptureAccumulator</w:t>
       </w:r>
       <w:r>
-        <w:t xml:space="preserve"> stores bounded events and deduplicated media candidates in memory only. Candidate classification recognizes HLS, DASH, common direct audio/video files and media segments using response content type or URL path.</w:t>
+        <w:t xml:space="preserve"> stores bounded events, an explicitly requested bounded</w:t>
+      </w:r>
+    </w:p>
+    <w:p>
+      <w:r>
+        <w:t>document and deduplicated media candidates in memory only. Candidate</w:t>
+      </w:r>
+    </w:p>
+    <w:p>
+      <w:r>
+        <w:t>classification recognizes HLS, DASH, common direct audio/video files and media</w:t>
+      </w:r>
+    </w:p>
+    <w:p>
+      <w:r>
+        <w:t>segments using response content type or URL path. A document is captured only</w:t>
+      </w:r>
+    </w:p>
+    <w:p>
+      <w:r>
+        <w:t xml:space="preserve">after the fixed platform </w:t>
+      </w:r>
+      <w:r>
+        <w:rPr>
+          <w:rFonts w:ascii="Consolas" w:hAnsi="Consolas" w:eastAsia="Consolas"/>
+          <w:sz w:val="18"/>
+        </w:rPr>
+        <w:t>getHtml()</w:t>
+      </w:r>
+      <w:r>
+        <w:t xml:space="preserve"> call for a request whose completion policy</w:t>
+      </w:r>
+    </w:p>
+    <w:p>
+      <w:r>
+        <w:t xml:space="preserve">is </w:t>
+      </w:r>
+      <w:r>
+        <w:rPr>
+          <w:rFonts w:ascii="Consolas" w:hAnsi="Consolas" w:eastAsia="Consolas"/>
+          <w:sz w:val="18"/>
+        </w:rPr>
+        <w:t>documentAfterLoad</w:t>
+      </w:r>
+      <w:r>
+        <w:t>; source packages cannot supply script to obtain it.</w:t>
       </w:r>
     </w:p>
     <w:p>
@@ -3619,12 +3715,12 @@
         <w:t>SourceLiveCapturePort</w:t>
       </w:r>
       <w:r>
-        <w:t xml:space="preserve"> is the typed boundary for a future platform/WebView</w:t>
-      </w:r>
-    </w:p>
-    <w:p>
-      <w:r>
-        <w:t xml:space="preserve">capture implementation. </w:t>
+        <w:t xml:space="preserve"> is the typed boundary for a platform/WebView capture</w:t>
+      </w:r>
+    </w:p>
+    <w:p>
+      <w:r>
+        <w:t xml:space="preserve">implementation. </w:t>
       </w:r>
       <w:r>
         <w:rPr>
@@ -5609,7 +5705,7 @@
     </w:p>
     <w:p>
       <w:r>
-        <w:t>fragments, non-standard ports and local/IP hosts, and allows placeholders only</w:t>
+        <w:t>fragments, undeclared non-standard ports and local/IP hosts, and allows placeholders only</w:t>
       </w:r>
     </w:p>
     <w:p>
@@ -6102,12 +6198,101 @@
     </w:p>
     <w:p>
       <w:r>
-        <w:t>page, and it does not verify publisher signatures or grant a verified digest</w:t>
-      </w:r>
-    </w:p>
-    <w:p>
-      <w:r>
-        <w:t>repository trust.</w:t>
+        <w:t>page directly; the application composition root supplies it to</w:t>
+      </w:r>
+    </w:p>
+    <w:p>
+      <w:r>
+        <w:rPr>
+          <w:rFonts w:ascii="Consolas" w:hAnsi="Consolas" w:eastAsia="Consolas"/>
+          <w:sz w:val="18"/>
+        </w:rPr>
+        <w:t>SourceRegistryController</w:t>
+      </w:r>
+      <w:r>
+        <w:t>. It does not verify publisher signatures or grant a</w:t>
+      </w:r>
+    </w:p>
+    <w:p>
+      <w:r>
+        <w:t>verified digest repository trust.</w:t>
+      </w:r>
+    </w:p>
+    <w:p>
+      <w:r>
+        <w:rPr>
+          <w:rFonts w:ascii="Consolas" w:hAnsi="Consolas" w:eastAsia="Consolas"/>
+          <w:sz w:val="18"/>
+        </w:rPr>
+        <w:t>StagedSourceRegistryRepository</w:t>
+      </w:r>
+      <w:r>
+        <w:t xml:space="preserve"> is the pre-release companion adapter for one</w:t>
+      </w:r>
+    </w:p>
+    <w:p>
+      <w:r>
+        <w:t>OS-assigned app-support directory. It reads only the configured relative index</w:t>
+      </w:r>
+    </w:p>
+    <w:p>
+      <w:r>
+        <w:t>and the exact artifact paths declared by that index, rejects symbolic-link or</w:t>
+      </w:r>
+    </w:p>
+    <w:p>
+      <w:r>
+        <w:t>canonical-root escapes, applies the same per-artifact and total-byte bounds,</w:t>
+      </w:r>
+    </w:p>
+    <w:p>
+      <w:r>
+        <w:t xml:space="preserve">and passes the exact bytes through </w:t>
+      </w:r>
+      <w:r>
+        <w:rPr>
+          <w:rFonts w:ascii="Consolas" w:hAnsi="Consolas" w:eastAsia="Consolas"/>
+          <w:sz w:val="18"/>
+        </w:rPr>
+        <w:t>SourceRegistryArtifactCatalogLoader</w:t>
+      </w:r>
+      <w:r>
+        <w:t>.</w:t>
+      </w:r>
+    </w:p>
+    <w:p>
+      <w:r>
+        <w:t>It never creates or modifies staged files and never installs, persists,</w:t>
+      </w:r>
+    </w:p>
+    <w:p>
+      <w:r>
+        <w:t>enables or executes a package. The application composition root may select it</w:t>
+      </w:r>
+    </w:p>
+    <w:p>
+      <w:r>
+        <w:t xml:space="preserve">only when </w:t>
+      </w:r>
+      <w:r>
+        <w:rPr>
+          <w:rFonts w:ascii="Consolas" w:hAnsi="Consolas" w:eastAsia="Consolas"/>
+          <w:sz w:val="18"/>
+        </w:rPr>
+        <w:t>kDebugMode</w:t>
+      </w:r>
+      <w:r>
+        <w:t xml:space="preserve"> and the explicit compile-time staged flag are both true;</w:t>
+      </w:r>
+    </w:p>
+    <w:p>
+      <w:r>
+        <w:t>release composition always selects the fixed GitHub registry configuration and</w:t>
+      </w:r>
+    </w:p>
+    <w:p>
+      <w:r>
+        <w:t>cannot select the local staged root or any debug harness.</w:t>
       </w:r>
     </w:p>
     <w:p>
@@ -6191,17 +6376,12 @@
     </w:p>
     <w:p>
       <w:r>
-        <w:t xml:space="preserve">optional compile-time configured </w:t>
-      </w:r>
-      <w:r>
-        <w:rPr>
-          <w:rFonts w:ascii="Consolas" w:hAnsi="Consolas" w:eastAsia="Consolas"/>
-          <w:sz w:val="18"/>
-        </w:rPr>
-        <w:t>GitHubSourceRegistryRepository</w:t>
-      </w:r>
-      <w:r>
-        <w:t>. It owns one</w:t>
+        <w:t>optional compile-time configured registry repository (the fixed GitHub adapter</w:t>
+      </w:r>
+    </w:p>
+    <w:p>
+      <w:r>
+        <w:t>in release composition or the explicitly debug-only staged adapter). It owns one</w:t>
       </w:r>
     </w:p>
     <w:p>
@@ -6537,12 +6717,79 @@
     </w:p>
     <w:p>
       <w:r>
-        <w:t>This does not connect Search UI, provider behavior, registry, WebView,</w:t>
-      </w:r>
-    </w:p>
-    <w:p>
-      <w:r>
-        <w:t>persistence, retry or playback.</w:t>
+        <w:t xml:space="preserve">When static execution returns </w:t>
+      </w:r>
+      <w:r>
+        <w:rPr>
+          <w:rFonts w:ascii="Consolas" w:hAnsi="Consolas" w:eastAsia="Consolas"/>
+          <w:sz w:val="18"/>
+        </w:rPr>
+        <w:t>notFound</w:t>
+      </w:r>
+      <w:r>
+        <w:t>, an optional</w:t>
+      </w:r>
+    </w:p>
+    <w:p>
+      <w:r>
+        <w:rPr>
+          <w:rFonts w:ascii="Consolas" w:hAnsi="Consolas" w:eastAsia="Consolas"/>
+          <w:sz w:val="18"/>
+        </w:rPr>
+        <w:t>SourceLiveSearchDocumentFallback</w:t>
+      </w:r>
+      <w:r>
+        <w:t xml:space="preserve"> may receive the same plan and return only a</w:t>
+      </w:r>
+    </w:p>
+    <w:p>
+      <w:r>
+        <w:t xml:space="preserve">typed </w:t>
+      </w:r>
+      <w:r>
+        <w:rPr>
+          <w:rFonts w:ascii="Consolas" w:hAnsi="Consolas" w:eastAsia="Consolas"/>
+          <w:sz w:val="18"/>
+        </w:rPr>
+        <w:t>SourceRuntimeResult</w:t>
+      </w:r>
+      <w:r>
+        <w:t>. The production fallback builds an exact package</w:t>
+      </w:r>
+    </w:p>
+    <w:p>
+      <w:r>
+        <w:t>policy/request capture, uses the fixed native document bridge, and evaluates</w:t>
+      </w:r>
+    </w:p>
+    <w:p>
+      <w:r>
+        <w:t xml:space="preserve">the in-memory body through </w:t>
+      </w:r>
+      <w:r>
+        <w:rPr>
+          <w:rFonts w:ascii="Consolas" w:hAnsi="Consolas" w:eastAsia="Consolas"/>
+          <w:sz w:val="18"/>
+        </w:rPr>
+        <w:t>SourceLiveDocumentPackageRuntime</w:t>
+      </w:r>
+      <w:r>
+        <w:t>; it is not</w:t>
+      </w:r>
+    </w:p>
+    <w:p>
+      <w:r>
+        <w:t>invoked for transport, parser or runtime failures. The coordinator still does</w:t>
+      </w:r>
+    </w:p>
+    <w:p>
+      <w:r>
+        <w:t>not own Search UI, provider behavior, registry, WebView, persistence, retry or</w:t>
+      </w:r>
+    </w:p>
+    <w:p>
+      <w:r>
+        <w:t>playback lifecycle.</w:t>
       </w:r>
     </w:p>
     <w:p>
@@ -6654,7 +6901,91 @@
     </w:p>
     <w:p>
       <w:r>
-        <w:t>timeout, persistence, UI, provider or cross-source ranking authority.</w:t>
+        <w:t>timeout, persistence, provider or cross-source ranking authority. App bootstrap</w:t>
+      </w:r>
+    </w:p>
+    <w:p>
+      <w:r>
+        <w:t>owns the optional WebView fallback and SearchPage mounts its bounded capture</w:t>
+      </w:r>
+    </w:p>
+    <w:p>
+      <w:r>
+        <w:t>surface only while a fallback generation is pending.</w:t>
+      </w:r>
+    </w:p>
+    <w:p>
+      <w:r>
+        <w:rPr>
+          <w:rFonts w:ascii="Consolas" w:hAnsi="Consolas" w:eastAsia="Consolas"/>
+          <w:sz w:val="18"/>
+        </w:rPr>
+        <w:t>SourceLiveSubjectCoordinator</w:t>
+      </w:r>
+      <w:r>
+        <w:t xml:space="preserve"> applies the same boundary to schema-v3 subject</w:t>
+      </w:r>
+    </w:p>
+    <w:p>
+      <w:r>
+        <w:t>details. It performs the static one-GET/two-program evaluation first; when a</w:t>
+      </w:r>
+    </w:p>
+    <w:p>
+      <w:r>
+        <w:t xml:space="preserve">typed metadata or episode result is </w:t>
+      </w:r>
+      <w:r>
+        <w:rPr>
+          <w:rFonts w:ascii="Consolas" w:hAnsi="Consolas" w:eastAsia="Consolas"/>
+          <w:sz w:val="18"/>
+        </w:rPr>
+        <w:t>notFound</w:t>
+      </w:r>
+      <w:r>
+        <w:t>, an optional</w:t>
+      </w:r>
+    </w:p>
+    <w:p>
+      <w:r>
+        <w:rPr>
+          <w:rFonts w:ascii="Consolas" w:hAnsi="Consolas" w:eastAsia="Consolas"/>
+          <w:sz w:val="18"/>
+        </w:rPr>
+        <w:t>SourceLiveSubjectDocumentFallback</w:t>
+      </w:r>
+      <w:r>
+        <w:t xml:space="preserve"> may capture one bounded rendered document</w:t>
+      </w:r>
+    </w:p>
+    <w:p>
+      <w:r>
+        <w:t>and return typed runtime results for both declared programs. The fallback</w:t>
+      </w:r>
+    </w:p>
+    <w:p>
+      <w:r>
+        <w:t>shares the exact package admission, policy, generation and document-runtime</w:t>
+      </w:r>
+    </w:p>
+    <w:p>
+      <w:r>
+        <w:t>rules, and the subject detail route mounts its platform capture surface only</w:t>
+      </w:r>
+    </w:p>
+    <w:p>
+      <w:r>
+        <w:t>while that generation is pending. Transport, challenge, parser and other</w:t>
+      </w:r>
+    </w:p>
+    <w:p>
+      <w:r>
+        <w:t>runtime failures do not trigger browser fallback, and neither coordinator</w:t>
+      </w:r>
+    </w:p>
+    <w:p>
+      <w:r>
+        <w:t>creates a second playback/session lifecycle.</w:t>
       </w:r>
     </w:p>
     <w:p>
@@ -9677,6 +10008,172 @@
     </w:p>
     <w:p>
       <w:pPr>
+        <w:pStyle w:val="Heading3"/>
+        <w:keepNext/>
+      </w:pPr>
+      <w:r>
+        <w:t>Installed-source playback presentation boundary</w:t>
+      </w:r>
+    </w:p>
+    <w:p>
+      <w:r>
+        <w:t>The production route is `Bangumi detail -&gt; episode -&gt; typed source-line</w:t>
+      </w:r>
+    </w:p>
+    <w:p>
+      <w:r>
+        <w:t>selector -&gt; transient background acquisition -&gt; PlaybackSession -&gt; native</w:t>
+      </w:r>
+    </w:p>
+    <w:p>
+      <w:r>
+        <w:t>Media3/libmpv surface</w:t>
+      </w:r>
+      <w:r>
+        <w:rPr>
+          <w:rFonts w:ascii="Consolas" w:hAnsi="Consolas" w:eastAsia="Consolas"/>
+          <w:sz w:val="18"/>
+        </w:rPr>
+        <w:t xml:space="preserve">. </w:t>
+      </w:r>
+      <w:r>
+        <w:t>PlayerPage` must not render an installed source's</w:t>
+      </w:r>
+    </w:p>
+    <w:p>
+      <w:r>
+        <w:t>website as the playback page. A source WebView or rendered-document fallback</w:t>
+      </w:r>
+    </w:p>
+    <w:p>
+      <w:r>
+        <w:t>may be mounted only as a bounded, non-interactive, semantics-excluded</w:t>
+      </w:r>
+    </w:p>
+    <w:p>
+      <w:r>
+        <w:t>acquisition host and must be torn down after its typed capture result is</w:t>
+      </w:r>
+    </w:p>
+    <w:p>
+      <w:r>
+        <w:t>delivered. The visible resolving, failure and playing states belong to Wynime;</w:t>
+      </w:r>
+    </w:p>
+    <w:p>
+      <w:r>
+        <w:t xml:space="preserve">the native </w:t>
+      </w:r>
+      <w:r>
+        <w:rPr>
+          <w:rFonts w:ascii="Consolas" w:hAnsi="Consolas" w:eastAsia="Consolas"/>
+          <w:sz w:val="18"/>
+        </w:rPr>
+        <w:t>surfaceHost</w:t>
+      </w:r>
+      <w:r>
+        <w:t xml:space="preserve"> remains the only visible playback surface.</w:t>
+      </w:r>
+    </w:p>
+    <w:p>
+      <w:r>
+        <w:t xml:space="preserve">The line selector consumes only </w:t>
+      </w:r>
+      <w:r>
+        <w:rPr>
+          <w:rFonts w:ascii="Consolas" w:hAnsi="Consolas" w:eastAsia="Consolas"/>
+          <w:sz w:val="18"/>
+        </w:rPr>
+        <w:t>SourceSubjectLine</w:t>
+      </w:r>
+      <w:r>
+        <w:t xml:space="preserve"> values. Every selection is</w:t>
+      </w:r>
+    </w:p>
+    <w:p>
+      <w:r>
+        <w:t xml:space="preserve">carried through the exact </w:t>
+      </w:r>
+      <w:r>
+        <w:rPr>
+          <w:rFonts w:ascii="Consolas" w:hAnsi="Consolas" w:eastAsia="Consolas"/>
+          <w:sz w:val="18"/>
+        </w:rPr>
+        <w:t>SourceEpisodeIdentity</w:t>
+      </w:r>
+      <w:r>
+        <w:t xml:space="preserve"> (</w:t>
+      </w:r>
+      <w:r>
+        <w:rPr>
+          <w:rFonts w:ascii="Consolas" w:hAnsi="Consolas" w:eastAsia="Consolas"/>
+          <w:sz w:val="18"/>
+        </w:rPr>
+        <w:t>sourceId</w:t>
+      </w:r>
+      <w:r>
+        <w:t xml:space="preserve">, </w:t>
+      </w:r>
+      <w:r>
+        <w:rPr>
+          <w:rFonts w:ascii="Consolas" w:hAnsi="Consolas" w:eastAsia="Consolas"/>
+          <w:sz w:val="18"/>
+        </w:rPr>
+        <w:t>lineId</w:t>
+      </w:r>
+      <w:r>
+        <w:t>,</w:t>
+      </w:r>
+    </w:p>
+    <w:p>
+      <w:r>
+        <w:rPr>
+          <w:rFonts w:ascii="Consolas" w:hAnsi="Consolas" w:eastAsia="Consolas"/>
+          <w:sz w:val="18"/>
+        </w:rPr>
+        <w:t>subjectId</w:t>
+      </w:r>
+      <w:r>
+        <w:t xml:space="preserve">, </w:t>
+      </w:r>
+      <w:r>
+        <w:rPr>
+          <w:rFonts w:ascii="Consolas" w:hAnsi="Consolas" w:eastAsia="Consolas"/>
+          <w:sz w:val="18"/>
+        </w:rPr>
+        <w:t>episodeId</w:t>
+      </w:r>
+      <w:r>
+        <w:t>); switching lines stops the current coordinator</w:t>
+      </w:r>
+    </w:p>
+    <w:p>
+      <w:r>
+        <w:t>session before opening the selected identity and may restore only a bounded</w:t>
+      </w:r>
+    </w:p>
+    <w:p>
+      <w:r>
+        <w:t>non-negative position. No line switch may infer a path, reuse a different</w:t>
+      </w:r>
+    </w:p>
+    <w:p>
+      <w:r>
+        <w:t>source identity or create a second playback lifecycle. The debug live harness</w:t>
+      </w:r>
+    </w:p>
+    <w:p>
+      <w:r>
+        <w:t>uses the same hidden acquisition-host rule but remains debug-only evidence and</w:t>
+      </w:r>
+    </w:p>
+    <w:p>
+      <w:r>
+        <w:t>does not substitute for production detail-page interaction.</w:t>
+      </w:r>
+    </w:p>
+    <w:p>
+      <w:pPr>
         <w:pStyle w:val="Heading2"/>
         <w:keepNext/>
       </w:pPr>
@@ -22622,6 +23119,965 @@
     <w:p>
       <w:r>
         <w:t>playback and UI source selection remain outside this implementation gate.</w:t>
+      </w:r>
+    </w:p>
+    <w:p>
+      <w:pPr>
+        <w:pStyle w:val="Heading2"/>
+        <w:keepNext/>
+      </w:pPr>
+      <w:r>
+        <w:t>ADR-081 — Use a bounded rendered-document fallback for hydrated source pages</w:t>
+      </w:r>
+    </w:p>
+    <w:p>
+      <w:r>
+        <w:rPr>
+          <w:b/>
+        </w:rPr>
+        <w:t>Status:</w:t>
+      </w:r>
+      <w:r>
+        <w:t xml:space="preserve"> Accepted</w:t>
+      </w:r>
+    </w:p>
+    <w:p>
+      <w:r>
+        <w:rPr>
+          <w:b/>
+        </w:rPr>
+        <w:t>Decision:</w:t>
+      </w:r>
+      <w:r>
+        <w:t xml:space="preserve"> Static source search and subject details remain the first path</w:t>
+      </w:r>
+    </w:p>
+    <w:p>
+      <w:r>
+        <w:t xml:space="preserve">and continue to use the GET-only </w:t>
+      </w:r>
+      <w:r>
+        <w:rPr>
+          <w:rFonts w:ascii="Consolas" w:hAnsi="Consolas" w:eastAsia="Consolas"/>
+          <w:sz w:val="18"/>
+        </w:rPr>
+        <w:t>SourceLiveHttpRequestExecutor</w:t>
+      </w:r>
+      <w:r>
+        <w:t>. When search</w:t>
+      </w:r>
+    </w:p>
+    <w:p>
+      <w:r>
+        <w:t xml:space="preserve">returns typed </w:t>
+      </w:r>
+      <w:r>
+        <w:rPr>
+          <w:rFonts w:ascii="Consolas" w:hAnsi="Consolas" w:eastAsia="Consolas"/>
+          <w:sz w:val="18"/>
+        </w:rPr>
+        <w:t>notFound</w:t>
+      </w:r>
+      <w:r>
+        <w:t xml:space="preserve">, </w:t>
+      </w:r>
+      <w:r>
+        <w:rPr>
+          <w:rFonts w:ascii="Consolas" w:hAnsi="Consolas" w:eastAsia="Consolas"/>
+          <w:sz w:val="18"/>
+        </w:rPr>
+        <w:t>SourceLiveSearchCoordinator</w:t>
+      </w:r>
+      <w:r>
+        <w:t xml:space="preserve"> may invoke one typed</w:t>
+      </w:r>
+    </w:p>
+    <w:p>
+      <w:r>
+        <w:rPr>
+          <w:rFonts w:ascii="Consolas" w:hAnsi="Consolas" w:eastAsia="Consolas"/>
+          <w:sz w:val="18"/>
+        </w:rPr>
+        <w:t>SourceLiveSearchDocumentFallback</w:t>
+      </w:r>
+      <w:r>
+        <w:t>. When schema-v3 subject metadata or</w:t>
+      </w:r>
+    </w:p>
+    <w:p>
+      <w:r>
+        <w:t xml:space="preserve">episode-link evaluation returns typed </w:t>
+      </w:r>
+      <w:r>
+        <w:rPr>
+          <w:rFonts w:ascii="Consolas" w:hAnsi="Consolas" w:eastAsia="Consolas"/>
+          <w:sz w:val="18"/>
+        </w:rPr>
+        <w:t>notFound</w:t>
+      </w:r>
+      <w:r>
+        <w:t>,</w:t>
+      </w:r>
+    </w:p>
+    <w:p>
+      <w:r>
+        <w:rPr>
+          <w:rFonts w:ascii="Consolas" w:hAnsi="Consolas" w:eastAsia="Consolas"/>
+          <w:sz w:val="18"/>
+        </w:rPr>
+        <w:t>SourceLiveSubjectCoordinator</w:t>
+      </w:r>
+      <w:r>
+        <w:t xml:space="preserve"> may invoke one typed</w:t>
+      </w:r>
+    </w:p>
+    <w:p>
+      <w:r>
+        <w:rPr>
+          <w:rFonts w:ascii="Consolas" w:hAnsi="Consolas" w:eastAsia="Consolas"/>
+          <w:sz w:val="18"/>
+        </w:rPr>
+        <w:t>SourceLiveSubjectDocumentFallback</w:t>
+      </w:r>
+      <w:r>
+        <w:t xml:space="preserve"> with the same admitted plan. The</w:t>
+      </w:r>
+    </w:p>
+    <w:p>
+      <w:r>
+        <w:t xml:space="preserve">production fallbacks construct a </w:t>
+      </w:r>
+      <w:r>
+        <w:rPr>
+          <w:rFonts w:ascii="Consolas" w:hAnsi="Consolas" w:eastAsia="Consolas"/>
+          <w:sz w:val="18"/>
+        </w:rPr>
+        <w:t>WebCaptureRequest</w:t>
+      </w:r>
+      <w:r>
+        <w:t xml:space="preserve"> with the exact installed</w:t>
+      </w:r>
+    </w:p>
+    <w:p>
+      <w:r>
+        <w:t>package policy, platform-default user agent, bounded event/header/cookie/</w:t>
+      </w:r>
+    </w:p>
+    <w:p>
+      <w:r>
+        <w:t xml:space="preserve">document budgets and </w:t>
+      </w:r>
+      <w:r>
+        <w:rPr>
+          <w:rFonts w:ascii="Consolas" w:hAnsi="Consolas" w:eastAsia="Consolas"/>
+          <w:sz w:val="18"/>
+        </w:rPr>
+        <w:t>documentAfterLoad</w:t>
+      </w:r>
+      <w:r>
+        <w:t xml:space="preserve"> completion. The subject fallback</w:t>
+      </w:r>
+    </w:p>
+    <w:p>
+      <w:r>
+        <w:t>evaluates both declared programs against that one captured document.</w:t>
+      </w:r>
+    </w:p>
+    <w:p>
+      <w:r>
+        <w:rPr>
+          <w:rFonts w:ascii="Consolas" w:hAnsi="Consolas" w:eastAsia="Consolas"/>
+          <w:sz w:val="18"/>
+        </w:rPr>
+        <w:t>InAppWebViewCaptureView</w:t>
+      </w:r>
+      <w:r>
+        <w:t xml:space="preserve"> obtains the rendered document only through the fixed</w:t>
+      </w:r>
+    </w:p>
+    <w:p>
+      <w:r>
+        <w:t xml:space="preserve">native </w:t>
+      </w:r>
+      <w:r>
+        <w:rPr>
+          <w:rFonts w:ascii="Consolas" w:hAnsi="Consolas" w:eastAsia="Consolas"/>
+          <w:sz w:val="18"/>
+        </w:rPr>
+        <w:t>getHtml()</w:t>
+      </w:r>
+      <w:r>
+        <w:t xml:space="preserve"> call after load; </w:t>
+      </w:r>
+      <w:r>
+        <w:rPr>
+          <w:rFonts w:ascii="Consolas" w:hAnsi="Consolas" w:eastAsia="Consolas"/>
+          <w:sz w:val="18"/>
+        </w:rPr>
+        <w:t>SourceLiveDocumentPackageRuntime</w:t>
+      </w:r>
+      <w:r>
+        <w:t xml:space="preserve"> then</w:t>
+      </w:r>
+    </w:p>
+    <w:p>
+      <w:r>
+        <w:t xml:space="preserve">evaluates it through the existing declarative </w:t>
+      </w:r>
+      <w:r>
+        <w:rPr>
+          <w:rFonts w:ascii="Consolas" w:hAnsi="Consolas" w:eastAsia="Consolas"/>
+          <w:sz w:val="18"/>
+        </w:rPr>
+        <w:t>SourcePackageRuntime</w:t>
+      </w:r>
+      <w:r>
+        <w:t xml:space="preserve"> and</w:t>
+      </w:r>
+    </w:p>
+    <w:p>
+      <w:r>
+        <w:t>returns only typed runtime results.</w:t>
+      </w:r>
+    </w:p>
+    <w:p>
+      <w:r>
+        <w:rPr>
+          <w:b/>
+        </w:rPr>
+        <w:t>Reason:</w:t>
+      </w:r>
+      <w:r>
+        <w:t xml:space="preserve"> The live xifan search and subject routes return valid HTML</w:t>
+      </w:r>
+    </w:p>
+    <w:p>
+      <w:r>
+        <w:t>application shells whose result anchors, title and episode links appear after</w:t>
+      </w:r>
+    </w:p>
+    <w:p>
+      <w:r>
+        <w:t>browser hydration. Treating those static shells as parser failures cannot</w:t>
+      </w:r>
+    </w:p>
+    <w:p>
+      <w:r>
+        <w:t>produce the user's real search/detail flow, while adding a source-specific</w:t>
+      </w:r>
+    </w:p>
+    <w:p>
+      <w:r>
+        <w:t>POST/RPC client would violate the GET boundary and create a provider adapter.</w:t>
+      </w:r>
+    </w:p>
+    <w:p>
+      <w:r>
+        <w:t>A bounded rendered-document handoff closes the smallest compatibility gap</w:t>
+      </w:r>
+    </w:p>
+    <w:p>
+      <w:r>
+        <w:t>while preserving the existing rule, normalizer, subject/search aggregation and</w:t>
+      </w:r>
+    </w:p>
+    <w:p>
+      <w:r>
+        <w:t>single-session authorities.</w:t>
+      </w:r>
+    </w:p>
+    <w:p>
+      <w:r>
+        <w:rPr>
+          <w:b/>
+        </w:rPr>
+        <w:t>Safety:</w:t>
+      </w:r>
+      <w:r>
+        <w:t xml:space="preserve"> Both fallbacks run only for typed </w:t>
+      </w:r>
+      <w:r>
+        <w:rPr>
+          <w:rFonts w:ascii="Consolas" w:hAnsi="Consolas" w:eastAsia="Consolas"/>
+          <w:sz w:val="18"/>
+        </w:rPr>
+        <w:t>notFound</w:t>
+      </w:r>
+      <w:r>
+        <w:t>, never for transport,</w:t>
+      </w:r>
+    </w:p>
+    <w:p>
+      <w:r>
+        <w:t>parser, challenge or other runtime failures, and are generation-scoped so a</w:t>
+      </w:r>
+    </w:p>
+    <w:p>
+      <w:r>
+        <w:t>newer operation supersedes older WebView work. AJAX/fetch interception remains</w:t>
+      </w:r>
+    </w:p>
+    <w:p>
+      <w:r>
+        <w:t>enabled for document captures; every navigation, resource, XHR and fetch target</w:t>
+      </w:r>
+    </w:p>
+    <w:p>
+      <w:r>
+        <w:t>is checked against the package allowlist. The xifan next-runtime package</w:t>
+      </w:r>
+    </w:p>
+    <w:p>
+      <w:r>
+        <w:t xml:space="preserve">declares the observed </w:t>
+      </w:r>
+      <w:r>
+        <w:rPr>
+          <w:rFonts w:ascii="Consolas" w:hAnsi="Consolas" w:eastAsia="Consolas"/>
+          <w:sz w:val="18"/>
+        </w:rPr>
+        <w:t>api.xifandm.net</w:t>
+      </w:r>
+      <w:r>
+        <w:t xml:space="preserve"> HTTPS host explicitly. Source packages</w:t>
+      </w:r>
+    </w:p>
+    <w:p>
+      <w:r>
+        <w:t>cannot inject JavaScript or read arbitrary browser state. Captured document</w:t>
+      </w:r>
+    </w:p>
+    <w:p>
+      <w:r>
+        <w:t>text, headers, cookies and response data remain in memory only; diagnostics</w:t>
+      </w:r>
+    </w:p>
+    <w:p>
+      <w:r>
+        <w:t>retain only bounded status, counts and safe reason codes. The fallback creates</w:t>
+      </w:r>
+    </w:p>
+    <w:p>
+      <w:r>
+        <w:t>no second HTTP transport, evaluator, playback session, player lifecycle or</w:t>
+      </w:r>
+    </w:p>
+    <w:p>
+      <w:r>
+        <w:t>persistence path.</w:t>
+      </w:r>
+    </w:p>
+    <w:p>
+      <w:pPr>
+        <w:pStyle w:val="Heading2"/>
+        <w:keepNext/>
+      </w:pPr>
+      <w:r>
+        <w:t>ADR-082 — Declare exact non-standard HTTPS ports explicitly</w:t>
+      </w:r>
+    </w:p>
+    <w:p>
+      <w:r>
+        <w:rPr>
+          <w:b/>
+        </w:rPr>
+        <w:t>Status:</w:t>
+      </w:r>
+      <w:r>
+        <w:t xml:space="preserve"> Accepted</w:t>
+      </w:r>
+    </w:p>
+    <w:p>
+      <w:r>
+        <w:rPr>
+          <w:b/>
+        </w:rPr>
+        <w:t>Decision:</w:t>
+      </w:r>
+      <w:r>
+        <w:t xml:space="preserve"> </w:t>
+      </w:r>
+      <w:r>
+        <w:rPr>
+          <w:rFonts w:ascii="Consolas" w:hAnsi="Consolas" w:eastAsia="Consolas"/>
+          <w:sz w:val="18"/>
+        </w:rPr>
+        <w:t>SourceDomainRule</w:t>
+      </w:r>
+      <w:r>
+        <w:t xml:space="preserve"> keeps standard HTTPS/HTTP ports as its default</w:t>
+      </w:r>
+    </w:p>
+    <w:p>
+      <w:r>
+        <w:t>authority. A rule may optionally declare a bounded set of exact ports. The</w:t>
+      </w:r>
+    </w:p>
+    <w:p>
+      <w:r>
+        <w:t xml:space="preserve">source-package decoder and encoder carry the optional </w:t>
+      </w:r>
+      <w:r>
+        <w:rPr>
+          <w:rFonts w:ascii="Consolas" w:hAnsi="Consolas" w:eastAsia="Consolas"/>
+          <w:sz w:val="18"/>
+        </w:rPr>
+        <w:t>ports</w:t>
+      </w:r>
+      <w:r>
+        <w:t xml:space="preserve"> array, policy</w:t>
+      </w:r>
+    </w:p>
+    <w:p>
+      <w:r>
+        <w:t>semantic equality and re-consent checks include it, and the declarative source</w:t>
+      </w:r>
+    </w:p>
+    <w:p>
+      <w:r>
+        <w:t>builder may add an exact observed port only through its existing explicit</w:t>
+      </w:r>
+    </w:p>
+    <w:p>
+      <w:r>
+        <w:t>domain-admission path. Port ranges, wildcard ports and implicit non-standard</w:t>
+      </w:r>
+    </w:p>
+    <w:p>
+      <w:r>
+        <w:t>ports remain rejected.</w:t>
+      </w:r>
+    </w:p>
+    <w:p>
+      <w:r>
+        <w:rPr>
+          <w:b/>
+        </w:rPr>
+        <w:t>Reason:</w:t>
+      </w:r>
+      <w:r>
+        <w:t xml:space="preserve"> The current public xifan playback route redirects from its declared</w:t>
+      </w:r>
+    </w:p>
+    <w:p>
+      <w:r>
+        <w:t xml:space="preserve">media host to </w:t>
+      </w:r>
+      <w:r>
+        <w:rPr>
+          <w:rFonts w:ascii="Consolas" w:hAnsi="Consolas" w:eastAsia="Consolas"/>
+          <w:sz w:val="18"/>
+        </w:rPr>
+        <w:t>https://bjdownload.pan.wo.cn:30443</w:t>
+      </w:r>
+      <w:r>
+        <w:t>. Treating that redirect as a</w:t>
+      </w:r>
+    </w:p>
+    <w:p>
+      <w:r>
+        <w:t>generic standard-port request made the typed live path reject a real provider</w:t>
+      </w:r>
+    </w:p>
+    <w:p>
+      <w:r>
+        <w:t>route before the provider could return its response. An exact port declaration</w:t>
+      </w:r>
+    </w:p>
+    <w:p>
+      <w:r>
+        <w:t>closes that compatibility gap without broadening the source package into an</w:t>
+      </w:r>
+    </w:p>
+    <w:p>
+      <w:r>
+        <w:t>open proxy.</w:t>
+      </w:r>
+    </w:p>
+    <w:p>
+      <w:r>
+        <w:rPr>
+          <w:b/>
+        </w:rPr>
+        <w:t>Safety:</w:t>
+      </w:r>
+      <w:r>
+        <w:t xml:space="preserve"> An exact port is part of the package authority and therefore the</w:t>
+      </w:r>
+    </w:p>
+    <w:p>
+      <w:r>
+        <w:t>canonical package identity, semantic policy comparison and re-consent boundary.</w:t>
+      </w:r>
+    </w:p>
+    <w:p>
+      <w:r>
+        <w:t>Host equality, dot-boundary subdomain matching, HTTPS requirements, public DNS</w:t>
+      </w:r>
+    </w:p>
+    <w:p>
+      <w:r>
+        <w:t>preflight, redirect budgets and bounded response handling remain unchanged.</w:t>
+      </w:r>
+    </w:p>
+    <w:p>
+      <w:r>
+        <w:t xml:space="preserve">The xifan continuation package is therefore versioned as unreleased </w:t>
+      </w:r>
+      <w:r>
+        <w:rPr>
+          <w:rFonts w:ascii="Consolas" w:hAnsi="Consolas" w:eastAsia="Consolas"/>
+          <w:sz w:val="18"/>
+        </w:rPr>
+        <w:t>1.2.1</w:t>
+      </w:r>
+    </w:p>
+    <w:p>
+      <w:r>
+        <w:t>with an updated registry hash. An earlier Android replay reached that declared</w:t>
+      </w:r>
+    </w:p>
+    <w:p>
+      <w:r>
+        <w:t>endpoint but received a typed HTTP 403 with zero captured cookies. The later</w:t>
+      </w:r>
+    </w:p>
+    <w:p>
+      <w:r>
+        <w:t xml:space="preserve">bounded harness observed HTTP 206 </w:t>
+      </w:r>
+      <w:r>
+        <w:rPr>
+          <w:rFonts w:ascii="Consolas" w:hAnsi="Consolas" w:eastAsia="Consolas"/>
+          <w:sz w:val="18"/>
+        </w:rPr>
+        <w:t>video/mp4</w:t>
+      </w:r>
+      <w:r>
+        <w:t xml:space="preserve"> and an initial Media3 handoff;</w:t>
+      </w:r>
+    </w:p>
+    <w:p>
+      <w:r>
+        <w:t>sustained duration playback remains unclaimed and no access-control bypass is</w:t>
+      </w:r>
+    </w:p>
+    <w:p>
+      <w:r>
+        <w:t>attempted.</w:t>
+      </w:r>
+    </w:p>
+    <w:p>
+      <w:pPr>
+        <w:pStyle w:val="Heading2"/>
+        <w:keepNext/>
+      </w:pPr>
+      <w:r>
+        <w:t>ADR-083 — Keep source acquisition offstage and line identity exact in playback UX</w:t>
+      </w:r>
+    </w:p>
+    <w:p>
+      <w:r>
+        <w:rPr>
+          <w:b/>
+        </w:rPr>
+        <w:t>Status:</w:t>
+      </w:r>
+      <w:r>
+        <w:t xml:space="preserve"> Accepted for the unreleased </w:t>
+      </w:r>
+      <w:r>
+        <w:rPr>
+          <w:rFonts w:ascii="Consolas" w:hAnsi="Consolas" w:eastAsia="Consolas"/>
+          <w:sz w:val="18"/>
+        </w:rPr>
+        <w:t>1.0.15+16</w:t>
+      </w:r>
+      <w:r>
+        <w:t xml:space="preserve"> continuation</w:t>
+      </w:r>
+    </w:p>
+    <w:p>
+      <w:r>
+        <w:rPr>
+          <w:b/>
+        </w:rPr>
+        <w:t>Decision:</w:t>
+      </w:r>
+      <w:r>
+        <w:t xml:space="preserve"> The visible installed-source playback route is owned by Wynime:</w:t>
+      </w:r>
+    </w:p>
+    <w:p>
+      <w:r>
+        <w:t>detail page, exact episode and source-line selection, transient background</w:t>
+      </w:r>
+    </w:p>
+    <w:p>
+      <w:r>
+        <w:t xml:space="preserve">acquisition, the existing </w:t>
+      </w:r>
+      <w:r>
+        <w:rPr>
+          <w:rFonts w:ascii="Consolas" w:hAnsi="Consolas" w:eastAsia="Consolas"/>
+          <w:sz w:val="18"/>
+        </w:rPr>
+        <w:t>PlaybackSession</w:t>
+      </w:r>
+      <w:r>
+        <w:t>／</w:t>
+      </w:r>
+      <w:r>
+        <w:rPr>
+          <w:rFonts w:ascii="Consolas" w:hAnsi="Consolas" w:eastAsia="Consolas"/>
+          <w:sz w:val="18"/>
+        </w:rPr>
+        <w:t>PlaybackCoordinator</w:t>
+      </w:r>
+      <w:r>
+        <w:t xml:space="preserve"> lifecycle,</w:t>
+      </w:r>
+    </w:p>
+    <w:p>
+      <w:r>
+        <w:t>and the native Media3 or libmpv surface. A rendered-document or WebView</w:t>
+      </w:r>
+    </w:p>
+    <w:p>
+      <w:r>
+        <w:t>fallback may be mounted only in a bounded 1x1, non-interactive,</w:t>
+      </w:r>
+    </w:p>
+    <w:p>
+      <w:r>
+        <w:t>semantics-excluded host while acquisition is pending. Once a typed capture</w:t>
+      </w:r>
+    </w:p>
+    <w:p>
+      <w:r>
+        <w:t>result is delivered, the host and its capture port are closed; the result is</w:t>
+      </w:r>
+    </w:p>
+    <w:p>
+      <w:r>
+        <w:t>passed to the existing playback route and never rendered as a source website.</w:t>
+      </w:r>
+    </w:p>
+    <w:p>
+      <w:r>
+        <w:t xml:space="preserve">The line selector accepts only typed </w:t>
+      </w:r>
+      <w:r>
+        <w:rPr>
+          <w:rFonts w:ascii="Consolas" w:hAnsi="Consolas" w:eastAsia="Consolas"/>
+          <w:sz w:val="18"/>
+        </w:rPr>
+        <w:t>SourceSubjectLine</w:t>
+      </w:r>
+      <w:r>
+        <w:t xml:space="preserve"> records. A line</w:t>
+      </w:r>
+    </w:p>
+    <w:p>
+      <w:r>
+        <w:t xml:space="preserve">change stops the old session, resolves the exact </w:t>
+      </w:r>
+      <w:r>
+        <w:rPr>
+          <w:rFonts w:ascii="Consolas" w:hAnsi="Consolas" w:eastAsia="Consolas"/>
+          <w:sz w:val="18"/>
+        </w:rPr>
+        <w:t>SourceEpisodeIdentity</w:t>
+      </w:r>
+      <w:r>
+        <w:t xml:space="preserve"> for</w:t>
+      </w:r>
+    </w:p>
+    <w:p>
+      <w:r>
+        <w:t xml:space="preserve">the selected </w:t>
+      </w:r>
+      <w:r>
+        <w:rPr>
+          <w:rFonts w:ascii="Consolas" w:hAnsi="Consolas" w:eastAsia="Consolas"/>
+          <w:sz w:val="18"/>
+        </w:rPr>
+        <w:t>lineId</w:t>
+      </w:r>
+      <w:r>
+        <w:t>, and restores only a bounded position when safe.</w:t>
+      </w:r>
+    </w:p>
+    <w:p>
+      <w:r>
+        <w:rPr>
+          <w:b/>
+        </w:rPr>
+        <w:t>Reason:</w:t>
+      </w:r>
+      <w:r>
+        <w:t xml:space="preserve"> The previous fallback view occupied the player surface and made a</w:t>
+      </w:r>
+    </w:p>
+    <w:p>
+      <w:r>
+        <w:t>source's website chrome visible, which violated the product's Animeko-style</w:t>
+      </w:r>
+    </w:p>
+    <w:p>
+      <w:r>
+        <w:t>playback contract and obscured the distinction between acquisition and</w:t>
+      </w:r>
+    </w:p>
+    <w:p>
+      <w:r>
+        <w:t>playback. Keeping the source surface offstage fixes that presentation defect</w:t>
+      </w:r>
+    </w:p>
+    <w:p>
+      <w:r>
+        <w:t>without adding a provider adapter, second player lifecycle, or URL inference.</w:t>
+      </w:r>
+    </w:p>
+    <w:p>
+      <w:r>
+        <w:rPr>
+          <w:b/>
+        </w:rPr>
+        <w:t>Safety:</w:t>
+      </w:r>
+      <w:r>
+        <w:t xml:space="preserve"> The hidden host cannot receive pointer or semantics interaction;</w:t>
+      </w:r>
+    </w:p>
+    <w:p>
+      <w:r>
+        <w:t>generation checks, typed identity validation and the existing package policy,</w:t>
+      </w:r>
+    </w:p>
+    <w:p>
+      <w:r>
+        <w:t>request budgets, redirect rules and secret-safe diagnostics remain in force.</w:t>
+      </w:r>
+    </w:p>
+    <w:p>
+      <w:r>
+        <w:t>The player surface still receives only the capability URI through the existing</w:t>
+      </w:r>
+    </w:p>
+    <w:p>
+      <w:r>
+        <w:t>session/proxy boundary. The debug harness follows the same hidden-host rule but</w:t>
+      </w:r>
+    </w:p>
+    <w:p>
+      <w:r>
+        <w:t xml:space="preserve">is not production evidence. </w:t>
+      </w:r>
+      <w:r>
+        <w:rPr>
+          <w:rFonts w:ascii="Consolas" w:hAnsi="Consolas" w:eastAsia="Consolas"/>
+          <w:sz w:val="18"/>
+        </w:rPr>
+        <w:t>source_line_selector_test.dart</w:t>
+      </w:r>
+      <w:r>
+        <w:t xml:space="preserve"> and</w:t>
+      </w:r>
+    </w:p>
+    <w:p>
+      <w:r>
+        <w:rPr>
+          <w:rFonts w:ascii="Consolas" w:hAnsi="Consolas" w:eastAsia="Consolas"/>
+          <w:sz w:val="18"/>
+        </w:rPr>
+        <w:t>source_playback_ux_dependency_test.dart</w:t>
+      </w:r>
+      <w:r>
+        <w:t xml:space="preserve"> guard the selector contract and the</w:t>
+      </w:r>
+    </w:p>
+    <w:p>
+      <w:r>
+        <w:t>absence of a visible source-page dependency.</w:t>
+      </w:r>
+    </w:p>
+    <w:p>
+      <w:pPr>
+        <w:pStyle w:val="Heading2"/>
+        <w:keepNext/>
+      </w:pPr>
+      <w:r>
+        <w:t>ADR-084 — Use the same verified registry boundary for debug admission</w:t>
+      </w:r>
+    </w:p>
+    <w:p>
+      <w:r>
+        <w:rPr>
+          <w:b/>
+        </w:rPr>
+        <w:t>Status:</w:t>
+      </w:r>
+      <w:r>
+        <w:t xml:space="preserve"> Accepted for the unreleased </w:t>
+      </w:r>
+      <w:r>
+        <w:rPr>
+          <w:rFonts w:ascii="Consolas" w:hAnsi="Consolas" w:eastAsia="Consolas"/>
+          <w:sz w:val="18"/>
+        </w:rPr>
+        <w:t>1.0.15+16</w:t>
+      </w:r>
+      <w:r>
+        <w:t xml:space="preserve"> continuation</w:t>
+      </w:r>
+    </w:p>
+    <w:p>
+      <w:r>
+        <w:rPr>
+          <w:b/>
+        </w:rPr>
+        <w:t>Decision:</w:t>
+      </w:r>
+      <w:r>
+        <w:t xml:space="preserve"> A debug build may opt into a read-only staged registry rooted at</w:t>
+      </w:r>
+    </w:p>
+    <w:p>
+      <w:r>
+        <w:t xml:space="preserve">the app-support </w:t>
+      </w:r>
+      <w:r>
+        <w:rPr>
+          <w:rFonts w:ascii="Consolas" w:hAnsi="Consolas" w:eastAsia="Consolas"/>
+          <w:sz w:val="18"/>
+        </w:rPr>
+        <w:t>source-registry</w:t>
+      </w:r>
+      <w:r>
+        <w:t xml:space="preserve"> directory only when both </w:t>
+      </w:r>
+      <w:r>
+        <w:rPr>
+          <w:rFonts w:ascii="Consolas" w:hAnsi="Consolas" w:eastAsia="Consolas"/>
+          <w:sz w:val="18"/>
+        </w:rPr>
+        <w:t>kDebugMode</w:t>
+      </w:r>
+      <w:r>
+        <w:t xml:space="preserve"> and</w:t>
+      </w:r>
+    </w:p>
+    <w:p>
+      <w:r>
+        <w:t xml:space="preserve">the compile-time </w:t>
+      </w:r>
+      <w:r>
+        <w:rPr>
+          <w:rFonts w:ascii="Consolas" w:hAnsi="Consolas" w:eastAsia="Consolas"/>
+          <w:sz w:val="18"/>
+        </w:rPr>
+        <w:t>WYNIME_SOURCE_REGISTRY_USE_STAGED</w:t>
+      </w:r>
+      <w:r>
+        <w:t xml:space="preserve"> define are true. The</w:t>
+      </w:r>
+    </w:p>
+    <w:p>
+      <w:r>
+        <w:t>staged repository reads the exact index and package bytes, applies canonical</w:t>
+      </w:r>
+    </w:p>
+    <w:p>
+      <w:r>
+        <w:t>root/path and regular-file checks, and delegates decoding, byte budgets,</w:t>
+      </w:r>
+    </w:p>
+    <w:p>
+      <w:r>
+        <w:t>artifact inventory, SHA-256 verification and package identity checks to the</w:t>
+      </w:r>
+    </w:p>
+    <w:p>
+      <w:r>
+        <w:t>same registry components used by the fixed GitHub repository. It exposes no</w:t>
+      </w:r>
+    </w:p>
+    <w:p>
+      <w:r>
+        <w:t>write or lifecycle mutation operation. Release composition always selects the</w:t>
+      </w:r>
+    </w:p>
+    <w:p>
+      <w:r>
+        <w:t>fixed GitHub registry and cannot select the staged path.</w:t>
+      </w:r>
+    </w:p>
+    <w:p>
+      <w:r>
+        <w:rPr>
+          <w:b/>
+        </w:rPr>
+        <w:t>Reason:</w:t>
+      </w:r>
+      <w:r>
+        <w:t xml:space="preserve"> Production-path admission needs real Sources UI, install/update,</w:t>
+      </w:r>
+    </w:p>
+    <w:p>
+      <w:r>
+        <w:t>fresh permission consent and persistence evidence for a dirty unreleased</w:t>
+      </w:r>
+    </w:p>
+    <w:p>
+      <w:r>
+        <w:t>package without making local files or a test harness part of the production</w:t>
+      </w:r>
+    </w:p>
+    <w:p>
+      <w:r>
+        <w:t>registry. Reusing the exact catalog/verifier boundary keeps that evidence</w:t>
+      </w:r>
+    </w:p>
+    <w:p>
+      <w:r>
+        <w:t>representative while preventing a debug convenience from becoming a release</w:t>
+      </w:r>
+    </w:p>
+    <w:p>
+      <w:r>
+        <w:t>override.</w:t>
+      </w:r>
+    </w:p>
+    <w:p>
+      <w:r>
+        <w:rPr>
+          <w:b/>
+        </w:rPr>
+        <w:t>Safety:</w:t>
+      </w:r>
+      <w:r>
+        <w:t xml:space="preserve"> The staged root is canonicalized and all relative paths are</w:t>
+      </w:r>
+    </w:p>
+    <w:p>
+      <w:r>
+        <w:t>bounded; symlinked or non-regular artifacts are rejected. The staging helper</w:t>
+      </w:r>
+    </w:p>
+    <w:p>
+      <w:r>
+        <w:t>verifies the index-declared digest before placing bytes in the app's private</w:t>
+      </w:r>
+    </w:p>
+    <w:p>
+      <w:r>
+        <w:t>support directory. The runtime remains declarative, and registry reads do not</w:t>
+      </w:r>
+    </w:p>
+    <w:p>
+      <w:r>
+        <w:t>install, enable, bypass consent or create a second playback lifecycle.</w:t>
       </w:r>
     </w:p>
     <w:p>

--- a/docs/Wynime_完整應用計畫與技術規格_v0.3.docx
+++ b/docs/Wynime_完整應用計畫與技術規格_v0.3.docx
@@ -4505,7 +4505,7 @@
     </w:p>
     <w:p>
       <w:r>
-        <w:t>The proxy accepts only GET and HEAD plus one syntactically valid byte range. It forwards the authoritative session headers, scoped cookies, Referer, Origin and User-Agent under independent byte budgets. Redirect count, playlist bytes, total response bytes and registered HLS resources are bounded. Upstream Set-Cookie and redirect Location are never exposed downstream. Closing a lease invalidates its capability and cancels active body subscriptions; service shutdown closes all leases, the listener and the upstream client.</w:t>
+        <w:t>The proxy accepts only GET and HEAD plus one syntactically valid byte range. It forwards the authoritative session headers, scoped cookies, Referer, Origin and User-Agent under independent byte budgets. Redirect count, playlist bytes, total response bytes and registered HLS resources are bounded. When a progressive media response without an incoming Range explicitly declares a size above the response budget, the proxy cancels that response and retries once with a bounded initial Range; HLS playlists are never given this media fallback. Upstream Set-Cookie and redirect Location are never exposed downstream. Closing a lease invalidates its capability and cancels active body subscriptions; service shutdown closes all leases, the listener and the upstream client.</w:t>
       </w:r>
     </w:p>
     <w:p>
@@ -23622,14 +23622,14 @@
     </w:p>
     <w:p>
       <w:r>
-        <w:t xml:space="preserve">The xifan continuation package is therefore versioned as unreleased </w:t>
-      </w:r>
-      <w:r>
-        <w:rPr>
-          <w:rFonts w:ascii="Consolas" w:hAnsi="Consolas" w:eastAsia="Consolas"/>
-          <w:sz w:val="18"/>
-        </w:rPr>
-        <w:t>1.2.1</w:t>
+        <w:t xml:space="preserve">The xifan continuation package is therefore versioned as </w:t>
+      </w:r>
+      <w:r>
+        <w:rPr>
+          <w:rFonts w:ascii="Consolas" w:hAnsi="Consolas" w:eastAsia="Consolas"/>
+          <w:sz w:val="18"/>
+        </w:rPr>
+        <w:t>1.2.2</w:t>
       </w:r>
     </w:p>
     <w:p>
@@ -23684,7 +23684,7 @@
         <w:t>Status:</w:t>
       </w:r>
       <w:r>
-        <w:t xml:space="preserve"> Accepted for the unreleased </w:t>
+        <w:t xml:space="preserve"> Accepted for </w:t>
       </w:r>
       <w:r>
         <w:rPr>
@@ -23692,6 +23692,16 @@
           <w:sz w:val="18"/>
         </w:rPr>
         <w:t>1.0.15+16</w:t>
+      </w:r>
+      <w:r>
+        <w:t xml:space="preserve">; carried into the </w:t>
+      </w:r>
+      <w:r>
+        <w:rPr>
+          <w:rFonts w:ascii="Consolas" w:hAnsi="Consolas" w:eastAsia="Consolas"/>
+          <w:sz w:val="18"/>
+        </w:rPr>
+        <w:t>1.0.16+17</w:t>
       </w:r>
       <w:r>
         <w:t xml:space="preserve"> continuation</w:t>
@@ -23919,7 +23929,7 @@
         <w:t>Status:</w:t>
       </w:r>
       <w:r>
-        <w:t xml:space="preserve"> Accepted for the unreleased </w:t>
+        <w:t xml:space="preserve"> Accepted for </w:t>
       </w:r>
       <w:r>
         <w:rPr>
@@ -23927,6 +23937,16 @@
           <w:sz w:val="18"/>
         </w:rPr>
         <w:t>1.0.15+16</w:t>
+      </w:r>
+      <w:r>
+        <w:t xml:space="preserve">; carried into the </w:t>
+      </w:r>
+      <w:r>
+        <w:rPr>
+          <w:rFonts w:ascii="Consolas" w:hAnsi="Consolas" w:eastAsia="Consolas"/>
+          <w:sz w:val="18"/>
+        </w:rPr>
+        <w:t>1.0.16+17</w:t>
       </w:r>
       <w:r>
         <w:t xml:space="preserve"> continuation</w:t>

--- a/docs/Wynime_完整應用計畫與技術規格_v0.3.docx
+++ b/docs/Wynime_完整應用計畫與技術規格_v0.3.docx
@@ -24098,6 +24098,181 @@
     <w:p>
       <w:r>
         <w:t>install, enable, bypass consent or create a second playback lifecycle.</w:t>
+      </w:r>
+    </w:p>
+    <w:p>
+      <w:pPr>
+        <w:pStyle w:val="Heading2"/>
+        <w:keepNext/>
+      </w:pPr>
+      <w:r>
+        <w:t>ADR-085 — Version xifan 1.2.3 for exact media-origin and fresh episode resolution</w:t>
+      </w:r>
+    </w:p>
+    <w:p>
+      <w:r>
+        <w:rPr>
+          <w:b/>
+        </w:rPr>
+        <w:t>Status:</w:t>
+      </w:r>
+      <w:r>
+        <w:t xml:space="preserve"> Accepted for </w:t>
+      </w:r>
+      <w:r>
+        <w:rPr>
+          <w:rFonts w:ascii="Consolas" w:hAnsi="Consolas" w:eastAsia="Consolas"/>
+          <w:sz w:val="18"/>
+        </w:rPr>
+        <w:t>1.0.17+18</w:t>
+      </w:r>
+    </w:p>
+    <w:p>
+      <w:r>
+        <w:rPr>
+          <w:b/>
+        </w:rPr>
+        <w:t>Decision:</w:t>
+      </w:r>
+      <w:r>
+        <w:t xml:space="preserve"> The xifan source package is revised to </w:t>
+      </w:r>
+      <w:r>
+        <w:rPr>
+          <w:rFonts w:ascii="Consolas" w:hAnsi="Consolas" w:eastAsia="Consolas"/>
+          <w:sz w:val="18"/>
+        </w:rPr>
+        <w:t>1.2.3</w:t>
+      </w:r>
+      <w:r>
+        <w:t xml:space="preserve"> and declares the</w:t>
+      </w:r>
+    </w:p>
+    <w:p>
+      <w:r>
+        <w:t xml:space="preserve">provider media origin </w:t>
+      </w:r>
+      <w:r>
+        <w:rPr>
+          <w:rFonts w:ascii="Consolas" w:hAnsi="Consolas" w:eastAsia="Consolas"/>
+          <w:sz w:val="18"/>
+        </w:rPr>
+        <w:t>https://play.xfvod.pro:8088</w:t>
+      </w:r>
+      <w:r>
+        <w:t xml:space="preserve"> as one exact HTTPS domain</w:t>
+      </w:r>
+    </w:p>
+    <w:p>
+      <w:r>
+        <w:t xml:space="preserve">rule with the exact non-standard port </w:t>
+      </w:r>
+      <w:r>
+        <w:rPr>
+          <w:rFonts w:ascii="Consolas" w:hAnsi="Consolas" w:eastAsia="Consolas"/>
+          <w:sz w:val="18"/>
+        </w:rPr>
+        <w:t>8088</w:t>
+      </w:r>
+      <w:r>
+        <w:t>. The package registry index stores</w:t>
+      </w:r>
+    </w:p>
+    <w:p>
+      <w:r>
+        <w:t>the matching SHA-256 for the canonical package bytes. Each live episode</w:t>
+      </w:r>
+    </w:p>
+    <w:p>
+      <w:r>
+        <w:t>operation must issue a fresh episode-specific request and return only the</w:t>
+      </w:r>
+    </w:p>
+    <w:p>
+      <w:r>
+        <w:t>candidate correlated to that episode; it must not reuse a previous operation's</w:t>
+      </w:r>
+    </w:p>
+    <w:p>
+      <w:r>
+        <w:t>media candidate.</w:t>
+      </w:r>
+    </w:p>
+    <w:p>
+      <w:r>
+        <w:rPr>
+          <w:b/>
+        </w:rPr>
+        <w:t>Reason:</w:t>
+      </w:r>
+      <w:r>
+        <w:t xml:space="preserve"> The provider's current playable media route uses a non-standard</w:t>
+      </w:r>
+    </w:p>
+    <w:p>
+      <w:r>
+        <w:t>port, while episode resolution is operation-specific. A precise package rule</w:t>
+      </w:r>
+    </w:p>
+    <w:p>
+      <w:r>
+        <w:t>closes the declared route without broadening network authority, and a fresh</w:t>
+      </w:r>
+    </w:p>
+    <w:p>
+      <w:r>
+        <w:t>request prevents stale media from one episode being presented for another.</w:t>
+      </w:r>
+    </w:p>
+    <w:p>
+      <w:r>
+        <w:rPr>
+          <w:b/>
+        </w:rPr>
+        <w:t>Safety:</w:t>
+      </w:r>
+      <w:r>
+        <w:t xml:space="preserve"> Exact host, HTTPS scheme, port, DNS preflight, redirect budget,</w:t>
+      </w:r>
+    </w:p>
+    <w:p>
+      <w:r>
+        <w:t>response limits, permission and consent checks remain authoritative. Adjacent</w:t>
+      </w:r>
+    </w:p>
+    <w:p>
+      <w:r>
+        <w:t>ports, unlisted subdomains and standard-port variants are rejected. The</w:t>
+      </w:r>
+    </w:p>
+    <w:p>
+      <w:r>
+        <w:t>package remains unsigned and declarative; no source JavaScript, credential,</w:t>
+      </w:r>
+    </w:p>
+    <w:p>
+      <w:r>
+        <w:t>cookie, token, CAPTCHA, DRM or access-control bypass is introduced. The</w:t>
+      </w:r>
+    </w:p>
+    <w:p>
+      <w:r>
+        <w:t xml:space="preserve">existing shared </w:t>
+      </w:r>
+      <w:r>
+        <w:rPr>
+          <w:rFonts w:ascii="Consolas" w:hAnsi="Consolas" w:eastAsia="Consolas"/>
+          <w:sz w:val="18"/>
+        </w:rPr>
+        <w:t>PlaybackSession</w:t>
+      </w:r>
+      <w:r>
+        <w:t xml:space="preserve"> and capability-URI boundary remain the only</w:t>
+      </w:r>
+    </w:p>
+    <w:p>
+      <w:r>
+        <w:t>playback authorities.</w:t>
       </w:r>
     </w:p>
     <w:p>

--- a/docs/Wynime_完整應用計畫與技術規格_v0.3.docx
+++ b/docs/Wynime_完整應用計畫與技術規格_v0.3.docx
@@ -558,6 +558,24 @@
       </w:pPr>
       <w:r>
         <w:t>所有來源必須宣告網域白名單與權限。</w:t>
+      </w:r>
+    </w:p>
+    <w:p>
+      <w:pPr>
+        <w:pStyle w:val="ListBullet"/>
+      </w:pPr>
+      <w:r>
+        <w:t xml:space="preserve">已同意 </w:t>
+      </w:r>
+      <w:r>
+        <w:rPr>
+          <w:rFonts w:ascii="Consolas" w:hAnsi="Consolas" w:eastAsia="Consolas"/>
+          <w:sz w:val="18"/>
+        </w:rPr>
+        <w:t>mediaRequestInspection</w:t>
+      </w:r>
+      <w:r>
+        <w:t xml:space="preserve"> 的單次集數擷取，可由真實 WebView 媒體事件產生短生命週期、精確 origin、generation／episode-bound 的記憶體內 capability；不得回寫成永久白名單，亦不得跨集或重啟重用。</w:t>
       </w:r>
     </w:p>
     <w:p>
@@ -3542,6 +3560,71 @@
       </w:r>
     </w:p>
     <w:p>
+      <w:r>
+        <w:t xml:space="preserve">For a user-enabled package that explicitly declares </w:t>
+      </w:r>
+      <w:r>
+        <w:rPr>
+          <w:rFonts w:ascii="Consolas" w:hAnsi="Consolas" w:eastAsia="Consolas"/>
+          <w:sz w:val="18"/>
+        </w:rPr>
+        <w:t>mediaRequestInspection</w:t>
+      </w:r>
+      <w:r>
+        <w:t>,</w:t>
+      </w:r>
+    </w:p>
+    <w:p>
+      <w:r>
+        <w:t>one episode acquisition may additionally request bounded runtime media-origin</w:t>
+      </w:r>
+    </w:p>
+    <w:p>
+      <w:r>
+        <w:t>admission. The WebView must begin on a package-allowed origin; only a</w:t>
+      </w:r>
+    </w:p>
+    <w:p>
+      <w:r>
+        <w:t>non-navigation HTTPS request observed in that exact generation can receive an</w:t>
+      </w:r>
+    </w:p>
+    <w:p>
+      <w:r>
+        <w:t xml:space="preserve">in-memory </w:t>
+      </w:r>
+      <w:r>
+        <w:rPr>
+          <w:rFonts w:ascii="Consolas" w:hAnsi="Consolas" w:eastAsia="Consolas"/>
+          <w:sz w:val="18"/>
+        </w:rPr>
+        <w:t>RuntimeMediaOriginGrant</w:t>
+      </w:r>
+      <w:r>
+        <w:t>. Admission rejects credentials, local,</w:t>
+      </w:r>
+    </w:p>
+    <w:p>
+      <w:r>
+        <w:t>private, link-local, multicast, documentation and other special-purpose IP</w:t>
+      </w:r>
+    </w:p>
+    <w:p>
+      <w:r>
+        <w:t>ranges after bounded DNS resolution. The grant contains one exact scheme,</w:t>
+      </w:r>
+    </w:p>
+    <w:p>
+      <w:r>
+        <w:t>host and port, the acquisition identity, source event sequence and expiry. It</w:t>
+      </w:r>
+    </w:p>
+    <w:p>
+      <w:r>
+        <w:t>is neither written back to the package allowlist nor persisted.</w:t>
+      </w:r>
+    </w:p>
+    <w:p>
       <w:pPr>
         <w:pStyle w:val="Heading3"/>
         <w:keepNext/>
@@ -3649,7 +3732,12 @@
     </w:p>
     <w:p>
       <w:r>
-        <w:t>segments using response content type or URL path. A document is captured only</w:t>
+        <w:t>segments using response content type, URL path or bounded media-request</w:t>
+      </w:r>
+    </w:p>
+    <w:p>
+      <w:r>
+        <w:t>evidence such as destination, Accept and Range headers. A document is captured only</w:t>
       </w:r>
     </w:p>
     <w:p>
@@ -3695,6 +3783,43 @@
       </w:r>
       <w:r>
         <w:t>; Phase 4 must validate and transform a chosen candidate through its own Gate.</w:t>
+      </w:r>
+    </w:p>
+    <w:p>
+      <w:r>
+        <w:t>The selected candidate carries its exact runtime grant and captured request</w:t>
+      </w:r>
+    </w:p>
+    <w:p>
+      <w:r>
+        <w:t>context through snapshot validation, route selection and session resolution.</w:t>
+      </w:r>
+    </w:p>
+    <w:p>
+      <w:r>
+        <w:rPr>
+          <w:rFonts w:ascii="Consolas" w:hAnsi="Consolas" w:eastAsia="Consolas"/>
+          <w:sz w:val="18"/>
+        </w:rPr>
+        <w:t>PlaybackSession</w:t>
+      </w:r>
+      <w:r>
+        <w:t>, bounded probing and the loopback proxy revalidate the same</w:t>
+      </w:r>
+    </w:p>
+    <w:p>
+      <w:r>
+        <w:t>acquisition-bound grant for the candidate, redirects, HLS children and scoped</w:t>
+      </w:r>
+    </w:p>
+    <w:p>
+      <w:r>
+        <w:t>cookies. A later episode or replay creates a new acquisition identity and</w:t>
+      </w:r>
+    </w:p>
+    <w:p>
+      <w:r>
+        <w:t>cannot reuse an earlier grant.</w:t>
       </w:r>
     </w:p>
     <w:p>
@@ -24273,6 +24398,560 @@
     <w:p>
       <w:r>
         <w:t>playback authorities.</w:t>
+      </w:r>
+    </w:p>
+    <w:p>
+      <w:pPr>
+        <w:pStyle w:val="Heading2"/>
+        <w:keepNext/>
+      </w:pPr>
+      <w:r>
+        <w:t>ADR-086 — Admit captured dynamic media origins as acquisition capabilities</w:t>
+      </w:r>
+    </w:p>
+    <w:p>
+      <w:r>
+        <w:rPr>
+          <w:b/>
+        </w:rPr>
+        <w:t>Status:</w:t>
+      </w:r>
+      <w:r>
+        <w:t xml:space="preserve"> Accepted</w:t>
+      </w:r>
+    </w:p>
+    <w:p>
+      <w:r>
+        <w:rPr>
+          <w:b/>
+        </w:rPr>
+        <w:t>Decision:</w:t>
+      </w:r>
+      <w:r>
+        <w:t xml:space="preserve"> Static HTTP remains the fast path, but a playable result with no</w:t>
+      </w:r>
+    </w:p>
+    <w:p>
+      <w:r>
+        <w:t>usable normalized candidate may enter the existing bounded WebView path when</w:t>
+      </w:r>
+    </w:p>
+    <w:p>
+      <w:r>
+        <w:t xml:space="preserve">the enabled package declares </w:t>
+      </w:r>
+      <w:r>
+        <w:rPr>
+          <w:rFonts w:ascii="Consolas" w:hAnsi="Consolas" w:eastAsia="Consolas"/>
+          <w:sz w:val="18"/>
+        </w:rPr>
+        <w:t>mediaRequestInspection</w:t>
+      </w:r>
+      <w:r>
+        <w:t>. During one capture,</w:t>
+      </w:r>
+    </w:p>
+    <w:p>
+      <w:r>
+        <w:t>the platform may admit a third-party media request outside the package's</w:t>
+      </w:r>
+    </w:p>
+    <w:p>
+      <w:r>
+        <w:t>durable domain rules only after observing it as a non-navigation HTTPS request</w:t>
+      </w:r>
+    </w:p>
+    <w:p>
+      <w:r>
+        <w:t>in that generation and resolving every returned address as public. The</w:t>
+      </w:r>
+    </w:p>
+    <w:p>
+      <w:r>
+        <w:t xml:space="preserve">resulting </w:t>
+      </w:r>
+      <w:r>
+        <w:rPr>
+          <w:rFonts w:ascii="Consolas" w:hAnsi="Consolas" w:eastAsia="Consolas"/>
+          <w:sz w:val="18"/>
+        </w:rPr>
+        <w:t>RuntimeMediaOriginGrant</w:t>
+      </w:r>
+      <w:r>
+        <w:t xml:space="preserve"> authorizes one exact scheme, host and port,</w:t>
+      </w:r>
+    </w:p>
+    <w:p>
+      <w:r>
+        <w:t>one acquisition identity and one source event sequence. The grant and captured</w:t>
+      </w:r>
+    </w:p>
+    <w:p>
+      <w:r>
+        <w:t>request context are carried by the candidate into the existing</w:t>
+      </w:r>
+    </w:p>
+    <w:p>
+      <w:r>
+        <w:rPr>
+          <w:rFonts w:ascii="Consolas" w:hAnsi="Consolas" w:eastAsia="Consolas"/>
+          <w:sz w:val="18"/>
+        </w:rPr>
+        <w:t>PlaybackSession</w:t>
+      </w:r>
+      <w:r>
+        <w:t>, probe and loopback proxy; they are never added to package</w:t>
+      </w:r>
+    </w:p>
+    <w:p>
+      <w:r>
+        <w:t>policy or persisted. When one capture observes multiple candidates, the</w:t>
+      </w:r>
+    </w:p>
+    <w:p>
+      <w:r>
+        <w:t>shared classifier ranks explicit media Content-Type, supported media suffix,</w:t>
+      </w:r>
+    </w:p>
+    <w:p>
+      <w:r>
+        <w:t>browser media destination and Accept evidence ahead of a Range-only signal;</w:t>
+      </w:r>
+    </w:p>
+    <w:p>
+      <w:r>
+        <w:t>event sequence and normalized URI are deterministic tie-breakers. Images,</w:t>
+      </w:r>
+    </w:p>
+    <w:p>
+      <w:r>
+        <w:t>fonts, stylesheets and script requests carrying contradictory evidence are not</w:t>
+      </w:r>
+    </w:p>
+    <w:p>
+      <w:r>
+        <w:t>admitted as Range-only media.</w:t>
+      </w:r>
+    </w:p>
+    <w:p>
+      <w:r>
+        <w:rPr>
+          <w:b/>
+        </w:rPr>
+        <w:t>Reason:</w:t>
+      </w:r>
+      <w:r>
+        <w:t xml:space="preserve"> Dynamic players commonly obtain an episode-specific CDN endpoint</w:t>
+      </w:r>
+    </w:p>
+    <w:p>
+      <w:r>
+        <w:t>through JavaScript, XHR, fetch or the browser media stack. Requiring the final</w:t>
+      </w:r>
+    </w:p>
+    <w:p>
+      <w:r>
+        <w:t>endpoint to be known when the declarative package is authored makes a durable</w:t>
+      </w:r>
+    </w:p>
+    <w:p>
+      <w:r>
+        <w:t>allowlist double as episode resolution and fails whenever the provider changes</w:t>
+      </w:r>
+    </w:p>
+    <w:p>
+      <w:r>
+        <w:t>CDN host, port or URL shape. An event-derived capability preserves the package</w:t>
+      </w:r>
+    </w:p>
+    <w:p>
+      <w:r>
+        <w:t>as the authority to start acquisition without pretending the transient media</w:t>
+      </w:r>
+    </w:p>
+    <w:p>
+      <w:r>
+        <w:t>origin is permanent source authority.</w:t>
+      </w:r>
+    </w:p>
+    <w:p>
+      <w:r>
+        <w:rPr>
+          <w:b/>
+        </w:rPr>
+        <w:t>Safety:</w:t>
+      </w:r>
+      <w:r>
+        <w:t xml:space="preserve"> Runtime admission requires explicit package permission and a fresh</w:t>
+      </w:r>
+    </w:p>
+    <w:p>
+      <w:r>
+        <w:t>acquisition ID. Main-frame navigation, iframe admission, HTTP, embedded URL</w:t>
+      </w:r>
+    </w:p>
+    <w:p>
+      <w:r>
+        <w:t>credentials, local/private/special-purpose addresses, stale events and forged</w:t>
+      </w:r>
+    </w:p>
+    <w:p>
+      <w:r>
+        <w:t>candidate provenance fail closed. Snapshot, route, resolver, media probe and</w:t>
+      </w:r>
+    </w:p>
+    <w:p>
+      <w:r>
+        <w:t>proxy boundaries revalidate the same exact grant; redirect and HLS child</w:t>
+      </w:r>
+    </w:p>
+    <w:p>
+      <w:r>
+        <w:t>resources cannot escape it. Cookies are filtered to the exact candidate host,</w:t>
+      </w:r>
+    </w:p>
+    <w:p>
+      <w:r>
+        <w:t>all values remain in memory, and diagnostics expose only bounded shapes and</w:t>
+      </w:r>
+    </w:p>
+    <w:p>
+      <w:r>
+        <w:t>presence. A→B→A therefore creates three independent grants; process restart</w:t>
+      </w:r>
+    </w:p>
+    <w:p>
+      <w:r>
+        <w:t>removes every transient grant. Media3's native first-frame callback is exposed</w:t>
+      </w:r>
+    </w:p>
+    <w:p>
+      <w:r>
+        <w:t>as typed evidence separately from ready/playing state and position progress.</w:t>
+      </w:r>
+    </w:p>
+    <w:p>
+      <w:pPr>
+        <w:pStyle w:val="Heading2"/>
+        <w:keepNext/>
+      </w:pPr>
+      <w:r>
+        <w:t>ADR-087 — Separate protected candidate signing from the real-device release gate</w:t>
+      </w:r>
+    </w:p>
+    <w:p>
+      <w:r>
+        <w:rPr>
+          <w:b/>
+        </w:rPr>
+        <w:t>Status:</w:t>
+      </w:r>
+      <w:r>
+        <w:t xml:space="preserve"> Accepted</w:t>
+      </w:r>
+    </w:p>
+    <w:p>
+      <w:r>
+        <w:rPr>
+          <w:b/>
+        </w:rPr>
+        <w:t>Decision:</w:t>
+      </w:r>
+      <w:r>
+        <w:t xml:space="preserve"> The protected release-candidate signing workflow may build an</w:t>
+      </w:r>
+    </w:p>
+    <w:p>
+      <w:r>
+        <w:t>exact-</w:t>
+      </w:r>
+      <w:r>
+        <w:rPr>
+          <w:rFonts w:ascii="Consolas" w:hAnsi="Consolas" w:eastAsia="Consolas"/>
+          <w:sz w:val="18"/>
+        </w:rPr>
+        <w:t>origin/main</w:t>
+      </w:r>
+      <w:r>
+        <w:t xml:space="preserve"> inspection APK while Phase 12 is either </w:t>
+      </w:r>
+      <w:r>
+        <w:rPr>
+          <w:rFonts w:ascii="Consolas" w:hAnsi="Consolas" w:eastAsia="Consolas"/>
+          <w:sz w:val="18"/>
+        </w:rPr>
+        <w:t>RELEASE_READY</w:t>
+      </w:r>
+      <w:r>
+        <w:t xml:space="preserve"> or</w:t>
+      </w:r>
+    </w:p>
+    <w:p>
+      <w:r>
+        <w:rPr>
+          <w:rFonts w:ascii="Consolas" w:hAnsi="Consolas" w:eastAsia="Consolas"/>
+          <w:sz w:val="18"/>
+        </w:rPr>
+        <w:t>BLOCKED_REAL_ANDROID_E2E</w:t>
+      </w:r>
+      <w:r>
+        <w:t>. This exception applies only to the workflow that</w:t>
+      </w:r>
+    </w:p>
+    <w:p>
+      <w:r>
+        <w:t>uploads signed inspection artifacts and creates no tag or release. Publication</w:t>
+      </w:r>
+    </w:p>
+    <w:p>
+      <w:r>
+        <w:t xml:space="preserve">workflows continue to require </w:t>
+      </w:r>
+      <w:r>
+        <w:rPr>
+          <w:rFonts w:ascii="Consolas" w:hAnsi="Consolas" w:eastAsia="Consolas"/>
+          <w:sz w:val="18"/>
+        </w:rPr>
+        <w:t>RELEASE_READY</w:t>
+      </w:r>
+      <w:r>
+        <w:t>; this operation must not enter</w:t>
+      </w:r>
+    </w:p>
+    <w:p>
+      <w:r>
+        <w:t>that state until the signed APK passes the complete real-device playback gate.</w:t>
+      </w:r>
+    </w:p>
+    <w:p>
+      <w:r>
+        <w:rPr>
+          <w:b/>
+        </w:rPr>
+        <w:t>Reason:</w:t>
+      </w:r>
+      <w:r>
+        <w:t xml:space="preserve"> Production App Link and Bangumi callback verification require the</w:t>
+      </w:r>
+    </w:p>
+    <w:p>
+      <w:r>
+        <w:t>production-associated signer, while that verification is itself required</w:t>
+      </w:r>
+    </w:p>
+    <w:p>
+      <w:r>
+        <w:t>before release readiness. Requiring release readiness before producing the</w:t>
+      </w:r>
+    </w:p>
+    <w:p>
+      <w:r>
+        <w:t>inspection APK creates a circular gate and encourages invalid debug-signer</w:t>
+      </w:r>
+    </w:p>
+    <w:p>
+      <w:r>
+        <w:t>substitution.</w:t>
+      </w:r>
+    </w:p>
+    <w:p>
+      <w:r>
+        <w:rPr>
+          <w:b/>
+        </w:rPr>
+        <w:t>Safety:</w:t>
+      </w:r>
+      <w:r>
+        <w:t xml:space="preserve"> Candidate checkout remains bound to the exact lowercase SHA at</w:t>
+      </w:r>
+    </w:p>
+    <w:p>
+      <w:r>
+        <w:t xml:space="preserve">both </w:t>
+      </w:r>
+      <w:r>
+        <w:rPr>
+          <w:rFonts w:ascii="Consolas" w:hAnsi="Consolas" w:eastAsia="Consolas"/>
+          <w:sz w:val="18"/>
+        </w:rPr>
+        <w:t>HEAD</w:t>
+      </w:r>
+      <w:r>
+        <w:t xml:space="preserve"> and </w:t>
+      </w:r>
+      <w:r>
+        <w:rPr>
+          <w:rFonts w:ascii="Consolas" w:hAnsi="Consolas" w:eastAsia="Consolas"/>
+          <w:sz w:val="18"/>
+        </w:rPr>
+        <w:t>origin/main</w:t>
+      </w:r>
+      <w:r>
+        <w:t>, signing secrets remain inside the protected</w:t>
+      </w:r>
+    </w:p>
+    <w:p>
+      <w:r>
+        <w:rPr>
+          <w:rFonts w:ascii="Consolas" w:hAnsi="Consolas" w:eastAsia="Consolas"/>
+          <w:sz w:val="18"/>
+        </w:rPr>
+        <w:t>release</w:t>
+      </w:r>
+      <w:r>
+        <w:t xml:space="preserve"> Environment, signer/alignment/metadata checks remain mandatory, and</w:t>
+      </w:r>
+    </w:p>
+    <w:p>
+      <w:r>
+        <w:t>the workflow still cannot tag or publish. A signed candidate is evidence only;</w:t>
+      </w:r>
+    </w:p>
+    <w:p>
+      <w:r>
+        <w:t>without all real-device checks, Phase 12 remains</w:t>
+      </w:r>
+    </w:p>
+    <w:p>
+      <w:r>
+        <w:rPr>
+          <w:rFonts w:ascii="Consolas" w:hAnsi="Consolas" w:eastAsia="Consolas"/>
+          <w:sz w:val="18"/>
+        </w:rPr>
+        <w:t>BLOCKED_REAL_ANDROID_E2E</w:t>
+      </w:r>
+      <w:r>
+        <w:t>.</w:t>
+      </w:r>
+    </w:p>
+    <w:p>
+      <w:pPr>
+        <w:pStyle w:val="Heading2"/>
+        <w:keepNext/>
+      </w:pPr>
+      <w:r>
+        <w:t>ADR-088 — Bound xifan rendered documents at one MiB</w:t>
+      </w:r>
+    </w:p>
+    <w:p>
+      <w:r>
+        <w:rPr>
+          <w:b/>
+        </w:rPr>
+        <w:t>Status:</w:t>
+      </w:r>
+      <w:r>
+        <w:t xml:space="preserve"> Accepted</w:t>
+      </w:r>
+    </w:p>
+    <w:p>
+      <w:r>
+        <w:rPr>
+          <w:b/>
+        </w:rPr>
+        <w:t>Decision:</w:t>
+      </w:r>
+      <w:r>
+        <w:t xml:space="preserve"> The xifan source package is revised to </w:t>
+      </w:r>
+      <w:r>
+        <w:rPr>
+          <w:rFonts w:ascii="Consolas" w:hAnsi="Consolas" w:eastAsia="Consolas"/>
+          <w:sz w:val="18"/>
+        </w:rPr>
+        <w:t>1.2.4</w:t>
+      </w:r>
+      <w:r>
+        <w:t xml:space="preserve"> and raises</w:t>
+      </w:r>
+    </w:p>
+    <w:p>
+      <w:r>
+        <w:rPr>
+          <w:rFonts w:ascii="Consolas" w:hAnsi="Consolas" w:eastAsia="Consolas"/>
+          <w:sz w:val="18"/>
+        </w:rPr>
+        <w:t>maxDocumentBytes</w:t>
+      </w:r>
+      <w:r>
+        <w:t xml:space="preserve"> from 256 KiB to 1 MiB. Search and subject WebView document</w:t>
+      </w:r>
+    </w:p>
+    <w:p>
+      <w:r>
+        <w:t>capture use the declared package limit with an application ceiling of 1 MiB.</w:t>
+      </w:r>
+    </w:p>
+    <w:p>
+      <w:r>
+        <w:t>The registry stores the exact canonical 1.2.4 package digest, and the broader</w:t>
+      </w:r>
+    </w:p>
+    <w:p>
+      <w:r>
+        <w:t>resource budget requires fresh user consent before the package can be enabled.</w:t>
+      </w:r>
+    </w:p>
+    <w:p>
+      <w:r>
+        <w:rPr>
+          <w:b/>
+        </w:rPr>
+        <w:t>Reason:</w:t>
+      </w:r>
+      <w:r>
+        <w:t xml:space="preserve"> A live public subject request exceeded 256 KiB before declarative</w:t>
+      </w:r>
+    </w:p>
+    <w:p>
+      <w:r>
+        <w:t>evaluation, so the installed production path could fail before episode</w:t>
+      </w:r>
+    </w:p>
+    <w:p>
+      <w:r>
+        <w:t>selection even though the rendered page and dynamic playback acquisition were</w:t>
+      </w:r>
+    </w:p>
+    <w:p>
+      <w:r>
+        <w:t>otherwise valid. One MiB admits the observed page without making document</w:t>
+      </w:r>
+    </w:p>
+    <w:p>
+      <w:r>
+        <w:t>capture unbounded or provider-specific native code.</w:t>
+      </w:r>
+    </w:p>
+    <w:p>
+      <w:r>
+        <w:rPr>
+          <w:b/>
+        </w:rPr>
+        <w:t>Safety:</w:t>
+      </w:r>
+      <w:r>
+        <w:t xml:space="preserve"> The package's record, selector, evaluation, regex, redirect and</w:t>
+      </w:r>
+    </w:p>
+    <w:p>
+      <w:r>
+        <w:t>timeout limits remain unchanged. Captured documents stay in memory, are</w:t>
+      </w:r>
+    </w:p>
+    <w:p>
+      <w:r>
+        <w:t>evaluated only by the declarative runtime and are never logged. The application</w:t>
+      </w:r>
+    </w:p>
+    <w:p>
+      <w:r>
+        <w:t>ceiling prevents future source packages from turning this change into an</w:t>
+      </w:r>
+    </w:p>
+    <w:p>
+      <w:r>
+        <w:t>unbounded WebView bridge; larger pages continue to fail closed.</w:t>
       </w:r>
     </w:p>
     <w:p>
